--- a/LAB02/GLAB-S02-BPAREJA-2026-01.docx
+++ b/LAB02/GLAB-S02-BPAREJA-2026-01.docx
@@ -1123,7 +1123,7 @@
     </w:p>
     <w:tbl>
       <w:tblPr>
-        <w:tblStyle w:val="955"/>
+        <w:tblStyle w:val="956"/>
         <w:tblInd w:w="-115" w:type="dxa"/>
         <w:tblW w:w="8835" w:type="dxa"/>
         <w:tblBorders>
@@ -4925,7 +4925,7 @@
     </w:p>
     <w:p>
       <w:pPr>
-        <w:pStyle w:val="949"/>
+        <w:pStyle w:val="950"/>
         <w:keepNext w:val="false"/>
         <w:keepLines w:val="false"/>
         <w:numPr>
@@ -5607,7 +5607,7 @@
     </w:p>
     <w:p>
       <w:pPr>
-        <w:pStyle w:val="949"/>
+        <w:pStyle w:val="950"/>
         <w:keepNext w:val="false"/>
         <w:keepLines w:val="false"/>
         <w:numPr>
@@ -5859,8 +5859,6 @@
           <w:color w:val="4e5256"/>
           <w:sz w:val="21"/>
           <w:szCs w:val="21"/>
-          <w:highlight w:val="none"/>
-          <w:rtl w:val="0"/>
         </w:rPr>
       </w:r>
       <w:r>
@@ -5962,10 +5960,7 @@
       </w:r>
       <w:r>
         <w:rPr>
-          <w:rFonts w:ascii="Noto Sans" w:hAnsi="Noto Sans" w:eastAsia="Noto Sans" w:cs="Noto Sans"/>
-          <w:color w:val="4e5256"/>
-          <w:sz w:val="21"/>
-          <w:szCs w:val="21"/>
+          <w:highlight w:val="none"/>
         </w:rPr>
       </w:r>
       <w:r>
@@ -6270,8 +6265,10 @@
       </w:r>
       <w:r>
         <w:rPr>
-          <w:highlight w:val="none"/>
-          <w:rtl w:val="0"/>
+          <w:rFonts w:ascii="Noto Sans" w:hAnsi="Noto Sans" w:eastAsia="Noto Sans" w:cs="Noto Sans"/>
+          <w:color w:val="4e5256"/>
+          <w:sz w:val="21"/>
+          <w:szCs w:val="21"/>
         </w:rPr>
       </w:r>
       <w:r>
@@ -6469,7 +6466,7 @@
     </w:p>
     <w:p>
       <w:pPr>
-        <w:pStyle w:val="949"/>
+        <w:pStyle w:val="950"/>
         <w:keepNext w:val="false"/>
         <w:keepLines w:val="false"/>
         <w:numPr>
@@ -6534,7 +6531,7 @@
     </w:p>
     <w:p>
       <w:pPr>
-        <w:pStyle w:val="950"/>
+        <w:pStyle w:val="951"/>
         <w:keepNext w:val="false"/>
         <w:keepLines w:val="false"/>
         <w:pBdr/>
@@ -6872,7 +6869,7 @@
     </w:p>
     <w:p>
       <w:pPr>
-        <w:pStyle w:val="950"/>
+        <w:pStyle w:val="951"/>
         <w:keepNext w:val="false"/>
         <w:keepLines w:val="false"/>
         <w:pBdr/>
@@ -7330,7 +7327,7 @@
     </w:p>
     <w:tbl>
       <w:tblPr>
-        <w:tblStyle w:val="956"/>
+        <w:tblStyle w:val="957"/>
         <w:tblW w:w="9071" w:type="dxa"/>
         <w:tblBorders/>
         <w:tblLayout w:type="fixed"/>
@@ -7568,7 +7565,7 @@
     </w:tbl>
     <w:p>
       <w:pPr>
-        <w:pStyle w:val="950"/>
+        <w:pStyle w:val="951"/>
         <w:keepNext w:val="false"/>
         <w:keepLines w:val="false"/>
         <w:pBdr/>
@@ -8181,7 +8178,7 @@
     </w:p>
     <w:tbl>
       <w:tblPr>
-        <w:tblStyle w:val="957"/>
+        <w:tblStyle w:val="958"/>
         <w:tblW w:w="9071" w:type="dxa"/>
         <w:tblBorders/>
         <w:tblLayout w:type="fixed"/>
@@ -8350,7 +8347,7 @@
     </w:tbl>
     <w:p>
       <w:pPr>
-        <w:pStyle w:val="950"/>
+        <w:pStyle w:val="951"/>
         <w:keepNext w:val="false"/>
         <w:keepLines w:val="false"/>
         <w:pBdr/>
@@ -8527,7 +8524,7 @@
     </w:p>
     <w:tbl>
       <w:tblPr>
-        <w:tblStyle w:val="958"/>
+        <w:tblStyle w:val="959"/>
         <w:tblW w:w="9071" w:type="dxa"/>
         <w:tblBorders/>
         <w:tblLayout w:type="fixed"/>
@@ -8868,7 +8865,7 @@
     </w:p>
     <w:tbl>
       <w:tblPr>
-        <w:tblStyle w:val="959"/>
+        <w:tblStyle w:val="960"/>
         <w:tblW w:w="9071" w:type="dxa"/>
         <w:tblBorders/>
         <w:tblLayout w:type="fixed"/>
@@ -9236,7 +9233,7 @@
     </w:p>
     <w:tbl>
       <w:tblPr>
-        <w:tblStyle w:val="960"/>
+        <w:tblStyle w:val="961"/>
         <w:tblW w:w="9071" w:type="dxa"/>
         <w:tblBorders/>
         <w:tblLayout w:type="fixed"/>
@@ -9597,7 +9594,7 @@
     </w:p>
     <w:p>
       <w:pPr>
-        <w:pStyle w:val="949"/>
+        <w:pStyle w:val="950"/>
         <w:keepNext w:val="false"/>
         <w:keepLines w:val="false"/>
         <w:pBdr/>
@@ -9634,7 +9631,7 @@
     </w:p>
     <w:p>
       <w:pPr>
-        <w:pStyle w:val="949"/>
+        <w:pStyle w:val="950"/>
         <w:keepNext w:val="false"/>
         <w:keepLines w:val="false"/>
         <w:numPr>
@@ -9685,7 +9682,7 @@
     </w:p>
     <w:p>
       <w:pPr>
-        <w:pStyle w:val="950"/>
+        <w:pStyle w:val="951"/>
         <w:keepNext w:val="false"/>
         <w:keepLines w:val="false"/>
         <w:pBdr/>
@@ -9978,7 +9975,7 @@
     </w:p>
     <w:tbl>
       <w:tblPr>
-        <w:tblStyle w:val="961"/>
+        <w:tblStyle w:val="962"/>
         <w:tblW w:w="9071" w:type="dxa"/>
         <w:tblBorders/>
         <w:tblLayout w:type="fixed"/>
@@ -10388,7 +10385,7 @@
     </w:p>
     <w:tbl>
       <w:tblPr>
-        <w:tblStyle w:val="962"/>
+        <w:tblStyle w:val="963"/>
         <w:tblW w:w="9071" w:type="dxa"/>
         <w:tblBorders/>
         <w:tblLayout w:type="fixed"/>
@@ -10742,7 +10739,7 @@
     </w:p>
     <w:tbl>
       <w:tblPr>
-        <w:tblStyle w:val="963"/>
+        <w:tblStyle w:val="964"/>
         <w:tblW w:w="9071" w:type="dxa"/>
         <w:tblBorders/>
         <w:tblLayout w:type="fixed"/>
@@ -11244,10 +11241,7 @@
       </w:r>
       <w:r>
         <w:rPr>
-          <w:rFonts w:ascii="Noto Sans" w:hAnsi="Noto Sans" w:eastAsia="Noto Sans" w:cs="Noto Sans"/>
-          <w:color w:val="4e5256"/>
-          <w:sz w:val="21"/>
-          <w:szCs w:val="21"/>
+          <w:highlight w:val="none"/>
         </w:rPr>
       </w:r>
       <w:r>
@@ -11300,8 +11294,10 @@
       </w:r>
       <w:r>
         <w:rPr>
-          <w:highlight w:val="none"/>
-          <w:rtl w:val="0"/>
+          <w:rFonts w:ascii="Noto Sans" w:hAnsi="Noto Sans" w:eastAsia="Noto Sans" w:cs="Noto Sans"/>
+          <w:color w:val="4e5256"/>
+          <w:sz w:val="21"/>
+          <w:szCs w:val="21"/>
         </w:rPr>
       </w:r>
       <w:r>
@@ -11347,7 +11343,7 @@
     </w:p>
     <w:p>
       <w:pPr>
-        <w:pStyle w:val="950"/>
+        <w:pStyle w:val="951"/>
         <w:keepNext w:val="false"/>
         <w:keepLines w:val="false"/>
         <w:pBdr/>
@@ -11584,7 +11580,7 @@
     </w:p>
     <w:tbl>
       <w:tblPr>
-        <w:tblStyle w:val="964"/>
+        <w:tblStyle w:val="965"/>
         <w:tblW w:w="9071" w:type="dxa"/>
         <w:tblBorders/>
         <w:tblLayout w:type="fixed"/>
@@ -11982,7 +11978,6 @@
       <w:r>
         <w:rPr>
           <w:highlight w:val="none"/>
-          <w:rtl w:val="0"/>
         </w:rPr>
       </w:r>
       <w:r>
@@ -12078,29 +12073,34 @@
       </w:r>
       <w:r>
         <w:rPr>
+          <w:highlight w:val="none"/>
+        </w:rPr>
+      </w:r>
+      <w:r>
+        <w:rPr>
+          <w:highlight w:val="none"/>
+        </w:rPr>
+      </w:r>
+    </w:p>
+    <w:p>
+      <w:pPr>
+        <w:pBdr/>
+        <w:spacing/>
+        <w:ind/>
+        <w:jc w:val="center"/>
+        <w:rPr>
           <w:rFonts w:ascii="Arial" w:hAnsi="Arial" w:eastAsia="Arial" w:cs="Arial"/>
           <w:b/>
           <w:bCs/>
         </w:rPr>
-      </w:r>
-      <w:r>
-        <w:rPr>
-          <w:highlight w:val="none"/>
-        </w:rPr>
-      </w:r>
-    </w:p>
-    <w:p>
-      <w:pPr>
-        <w:pBdr/>
-        <w:spacing/>
-        <w:ind/>
-        <w:jc w:val="center"/>
+      </w:pPr>
+      <w:r>
         <w:rPr>
           <w:rFonts w:ascii="Arial" w:hAnsi="Arial" w:eastAsia="Arial" w:cs="Arial"/>
           <w:b/>
           <w:bCs/>
         </w:rPr>
-      </w:pPr>
+      </w:r>
       <w:r>
         <w:rPr>
           <w:rFonts w:ascii="Arial" w:hAnsi="Arial" w:eastAsia="Arial" w:cs="Arial"/>
@@ -12115,37 +12115,31 @@
           <w:bCs/>
         </w:rPr>
       </w:r>
-      <w:r>
+    </w:p>
+    <w:p>
+      <w:pPr>
+        <w:pBdr/>
+        <w:spacing/>
+        <w:ind/>
+        <w:jc w:val="center"/>
         <w:rPr>
           <w:rFonts w:ascii="Arial" w:hAnsi="Arial" w:eastAsia="Arial" w:cs="Arial"/>
           <w:b/>
           <w:bCs/>
         </w:rPr>
-      </w:r>
-    </w:p>
-    <w:p>
-      <w:pPr>
-        <w:pBdr/>
-        <w:spacing/>
-        <w:ind/>
-        <w:jc w:val="center"/>
+      </w:pPr>
+      <w:r>
+        <w:rPr>
+          <w:highlight w:val="none"/>
+          <w:rtl w:val="0"/>
+        </w:rPr>
+      </w:r>
+      <w:r>
         <w:rPr>
           <w:rFonts w:ascii="Arial" w:hAnsi="Arial" w:eastAsia="Arial" w:cs="Arial"/>
           <w:b/>
           <w:bCs/>
         </w:rPr>
-      </w:pPr>
-      <w:r>
-        <w:rPr>
-          <w:highlight w:val="none"/>
-          <w:rtl w:val="0"/>
-        </w:rPr>
-      </w:r>
-      <w:r>
-        <w:rPr>
-          <w:highlight w:val="none"/>
-          <w:rtl w:val="0"/>
-        </w:rPr>
       </w:r>
       <w:r>
         <w:rPr>
@@ -12157,7 +12151,7 @@
     </w:p>
     <w:p>
       <w:pPr>
-        <w:pStyle w:val="950"/>
+        <w:pStyle w:val="951"/>
         <w:keepNext w:val="false"/>
         <w:keepLines w:val="false"/>
         <w:pBdr/>
@@ -12315,7 +12309,7 @@
     </w:p>
     <w:tbl>
       <w:tblPr>
-        <w:tblStyle w:val="965"/>
+        <w:tblStyle w:val="966"/>
         <w:tblW w:w="9071" w:type="dxa"/>
         <w:tblBorders/>
         <w:tblLayout w:type="fixed"/>
@@ -12521,7 +12515,7 @@
     </w:p>
     <w:tbl>
       <w:tblPr>
-        <w:tblStyle w:val="966"/>
+        <w:tblStyle w:val="967"/>
         <w:tblW w:w="9071" w:type="dxa"/>
         <w:tblBorders/>
         <w:tblLayout w:type="fixed"/>
@@ -12782,7 +12776,7 @@
     </w:p>
     <w:tbl>
       <w:tblPr>
-        <w:tblStyle w:val="967"/>
+        <w:tblStyle w:val="968"/>
         <w:tblW w:w="9071" w:type="dxa"/>
         <w:tblBorders/>
         <w:tblLayout w:type="fixed"/>
@@ -13138,7 +13132,7 @@
     </w:p>
     <w:p>
       <w:pPr>
-        <w:pStyle w:val="950"/>
+        <w:pStyle w:val="951"/>
         <w:keepNext w:val="false"/>
         <w:keepLines w:val="false"/>
         <w:pBdr/>
@@ -13338,7 +13332,7 @@
     </w:p>
     <w:tbl>
       <w:tblPr>
-        <w:tblStyle w:val="968"/>
+        <w:tblStyle w:val="969"/>
         <w:tblW w:w="9071" w:type="dxa"/>
         <w:tblBorders/>
         <w:tblLayout w:type="fixed"/>
@@ -13708,7 +13702,7 @@
     </w:p>
     <w:tbl>
       <w:tblPr>
-        <w:tblStyle w:val="969"/>
+        <w:tblStyle w:val="970"/>
         <w:tblW w:w="9071" w:type="dxa"/>
         <w:tblBorders/>
         <w:tblLayout w:type="fixed"/>
@@ -14151,7 +14145,7 @@
     </w:p>
     <w:p>
       <w:pPr>
-        <w:pStyle w:val="950"/>
+        <w:pStyle w:val="951"/>
         <w:keepNext w:val="false"/>
         <w:keepLines w:val="false"/>
         <w:pBdr/>
@@ -14510,7 +14504,7 @@
     </w:p>
     <w:tbl>
       <w:tblPr>
-        <w:tblStyle w:val="970"/>
+        <w:tblStyle w:val="971"/>
         <w:tblW w:w="9071" w:type="dxa"/>
         <w:tblBorders/>
         <w:tblLayout w:type="fixed"/>
@@ -14773,7 +14767,7 @@
     </w:p>
     <w:tbl>
       <w:tblPr>
-        <w:tblStyle w:val="971"/>
+        <w:tblStyle w:val="972"/>
         <w:tblW w:w="9071" w:type="dxa"/>
         <w:tblBorders/>
         <w:tblLayout w:type="fixed"/>
@@ -15158,7 +15152,7 @@
     </w:p>
     <w:p>
       <w:pPr>
-        <w:pStyle w:val="949"/>
+        <w:pStyle w:val="950"/>
         <w:keepNext w:val="false"/>
         <w:keepLines w:val="false"/>
         <w:numPr>
@@ -15215,7 +15209,7 @@
     </w:p>
     <w:p>
       <w:pPr>
-        <w:pStyle w:val="950"/>
+        <w:pStyle w:val="951"/>
         <w:keepNext w:val="false"/>
         <w:keepLines w:val="false"/>
         <w:pBdr/>
@@ -15422,7 +15416,7 @@
     </w:p>
     <w:tbl>
       <w:tblPr>
-        <w:tblStyle w:val="972"/>
+        <w:tblStyle w:val="973"/>
         <w:tblW w:w="9071" w:type="dxa"/>
         <w:tblBorders/>
         <w:tblLayout w:type="fixed"/>
@@ -15884,7 +15878,7 @@
     </w:p>
     <w:tbl>
       <w:tblPr>
-        <w:tblStyle w:val="973"/>
+        <w:tblStyle w:val="974"/>
         <w:tblW w:w="9071" w:type="dxa"/>
         <w:tblBorders/>
         <w:tblLayout w:type="fixed"/>
@@ -16069,7 +16063,7 @@
     </w:p>
     <w:tbl>
       <w:tblPr>
-        <w:tblStyle w:val="974"/>
+        <w:tblStyle w:val="975"/>
         <w:tblW w:w="9071" w:type="dxa"/>
         <w:tblBorders/>
         <w:tblLayout w:type="fixed"/>
@@ -16291,7 +16285,7 @@
     </w:p>
     <w:tbl>
       <w:tblPr>
-        <w:tblStyle w:val="975"/>
+        <w:tblStyle w:val="976"/>
         <w:tblW w:w="9071" w:type="dxa"/>
         <w:tblBorders/>
         <w:tblLayout w:type="fixed"/>
@@ -16739,7 +16733,7 @@
     </w:p>
     <w:tbl>
       <w:tblPr>
-        <w:tblStyle w:val="976"/>
+        <w:tblStyle w:val="977"/>
         <w:tblW w:w="9071" w:type="dxa"/>
         <w:tblBorders/>
         <w:tblLayout w:type="fixed"/>
@@ -17128,7 +17122,7 @@
     </w:p>
     <w:p>
       <w:pPr>
-        <w:pStyle w:val="950"/>
+        <w:pStyle w:val="951"/>
         <w:keepNext w:val="false"/>
         <w:keepLines w:val="false"/>
         <w:pBdr/>
@@ -17557,7 +17551,7 @@
     </w:p>
     <w:tbl>
       <w:tblPr>
-        <w:tblStyle w:val="977"/>
+        <w:tblStyle w:val="978"/>
         <w:tblW w:w="9071" w:type="dxa"/>
         <w:tblBorders/>
         <w:tblLayout w:type="fixed"/>
@@ -18260,7 +18254,7 @@
     </w:p>
     <w:tbl>
       <w:tblPr>
-        <w:tblStyle w:val="978"/>
+        <w:tblStyle w:val="979"/>
         <w:tblW w:w="9071" w:type="dxa"/>
         <w:tblBorders/>
         <w:tblLayout w:type="fixed"/>
@@ -18695,7 +18689,7 @@
     </w:p>
     <w:tbl>
       <w:tblPr>
-        <w:tblStyle w:val="979"/>
+        <w:tblStyle w:val="980"/>
         <w:tblW w:w="10205" w:type="dxa"/>
         <w:tblBorders>
           <w:top w:val="single" w:color="000000" w:sz="8" w:space="0"/>
@@ -18780,11 +18774,6 @@
             </w:r>
             <w:r>
               <w:rPr>
-                <w:rtl w:val="0"/>
-              </w:rPr>
-            </w:r>
-            <w:r>
-              <w:rPr>
                 <w:rFonts w:ascii="Calibri" w:hAnsi="Calibri" w:eastAsia="Calibri" w:cs="Calibri"/>
               </w:rPr>
             </w:r>
@@ -18871,7 +18860,7 @@
     </w:p>
     <w:p>
       <w:pPr>
-        <w:pStyle w:val="949"/>
+        <w:pStyle w:val="950"/>
         <w:keepNext w:val="false"/>
         <w:keepLines w:val="false"/>
         <w:numPr>
@@ -19397,7 +19386,7 @@
     </w:p>
     <w:tbl>
       <w:tblPr>
-        <w:tblStyle w:val="980"/>
+        <w:tblStyle w:val="981"/>
         <w:tblW w:w="10205" w:type="dxa"/>
         <w:tblBorders>
           <w:top w:val="single" w:color="000000" w:sz="8" w:space="0"/>
@@ -19439,6 +19428,7 @@
               <w:pBdr/>
               <w:spacing/>
               <w:ind/>
+              <w:jc w:val="center"/>
               <w:rPr>
                 <w:rFonts w:ascii="Calibri" w:hAnsi="Calibri" w:eastAsia="Calibri" w:cs="Calibri"/>
               </w:rPr>
@@ -19446,6 +19436,106 @@
             <w:r>
               <w:rPr>
                 <w:rtl w:val="0"/>
+              </w:rPr>
+            </w:r>
+            <w:r>
+              <mc:AlternateContent>
+                <mc:Choice Requires="wpg">
+                  <w:drawing>
+                    <wp:inline xmlns:wp="http://schemas.openxmlformats.org/drawingml/2006/wordprocessingDrawing" distT="0" distB="0" distL="0" distR="0">
+                      <wp:extent cx="4714875" cy="1809750"/>
+                      <wp:effectExtent l="0" t="0" r="0" b="0"/>
+                      <wp:docPr id="19" name=""/>
+                      <wp:cNvGraphicFramePr>
+                        <a:graphicFrameLocks xmlns:a="http://schemas.openxmlformats.org/drawingml/2006/main" noChangeAspect="1"/>
+                      </wp:cNvGraphicFramePr>
+                      <a:graphic xmlns:a="http://schemas.openxmlformats.org/drawingml/2006/main">
+                        <a:graphicData uri="http://schemas.openxmlformats.org/drawingml/2006/picture">
+                          <pic:pic xmlns:pic="http://schemas.openxmlformats.org/drawingml/2006/picture">
+                            <pic:nvPicPr>
+                              <pic:cNvPr id="751404267" name=""/>
+                              <pic:cNvPicPr>
+                                <a:picLocks noChangeAspect="1"/>
+                              </pic:cNvPicPr>
+                              <pic:nvPr/>
+                            </pic:nvPicPr>
+                            <pic:blipFill rotWithShape="1">
+                              <a:blip r:embed="rId27"/>
+                              <a:stretch/>
+                            </pic:blipFill>
+                            <pic:spPr bwMode="auto">
+                              <a:xfrm>
+                                <a:off x="0" y="0"/>
+                                <a:ext cx="4714875" cy="1809749"/>
+                              </a:xfrm>
+                              <a:prstGeom prst="rect">
+                                <a:avLst/>
+                              </a:prstGeom>
+                            </pic:spPr>
+                          </pic:pic>
+                        </a:graphicData>
+                      </a:graphic>
+                    </wp:inline>
+                  </w:drawing>
+                </mc:Choice>
+                <mc:Fallback>
+                  <w:pict>
+                    <v:shapetype id="_x0000_t75" coordsize="21600,21600" o:spt="75" o:preferrelative="t" path="m@4@5l@4@11@9@11@9@5xe" filled="f" stroked="f">
+                      <v:stroke joinstyle="miter"/>
+                      <v:formulas>
+                        <v:f eqn="if lineDrawn pixelLineWidth 0"/>
+                        <v:f eqn="sum @0 1 0"/>
+                        <v:f eqn="sum 0 0 @1"/>
+                        <v:f eqn="prod @2 1 2"/>
+                        <v:f eqn="prod @3 21600 pixelWidth"/>
+                        <v:f eqn="prod @3 21600 pixelHeight"/>
+                        <v:f eqn="sum @0 0 1"/>
+                        <v:f eqn="prod @6 1 2"/>
+                        <v:f eqn="prod @7 21600 pixelWidth"/>
+                        <v:f eqn="sum @8 21600 0"/>
+                        <v:f eqn="prod @7 21600 pixelHeight"/>
+                        <v:f eqn="sum @10 21600 0"/>
+                      </v:formulas>
+                      <v:path o:extrusionok="f" gradientshapeok="t" o:connecttype="rect"/>
+                      <o:lock v:ext="edit" aspectratio="t"/>
+                    </v:shapetype>
+                    <v:shape id="_x0000_i18" o:spid="_x0000_s18" type="#_x0000_t75" style="width:371.25pt;height:142.50pt;mso-wrap-distance-left:0.00pt;mso-wrap-distance-top:0.00pt;mso-wrap-distance-right:0.00pt;mso-wrap-distance-bottom:0.00pt;z-index:1;" stroked="false">
+                      <v:imagedata r:id="rId27" o:title=""/>
+                      <o:lock v:ext="edit" rotation="t"/>
+                    </v:shape>
+                  </w:pict>
+                </mc:Fallback>
+              </mc:AlternateContent>
+            </w:r>
+            <w:r>
+              <w:rPr>
+                <w:rtl w:val="0"/>
+              </w:rPr>
+            </w:r>
+            <w:r/>
+            <w:r>
+              <w:rPr>
+                <w:rtl w:val="0"/>
+              </w:rPr>
+            </w:r>
+            <w:r>
+              <w:rPr>
+                <w:rFonts w:ascii="Calibri" w:hAnsi="Calibri" w:eastAsia="Calibri" w:cs="Calibri"/>
+              </w:rPr>
+            </w:r>
+            <w:r>
+              <w:rPr>
+                <w:rFonts w:ascii="Calibri" w:hAnsi="Calibri" w:eastAsia="Calibri" w:cs="Calibri"/>
+              </w:rPr>
+            </w:r>
+            <w:r>
+              <w:rPr>
+                <w:rtl w:val="0"/>
+              </w:rPr>
+            </w:r>
+            <w:r>
+              <w:rPr>
+                <w:rFonts w:ascii="Calibri" w:hAnsi="Calibri" w:eastAsia="Calibri" w:cs="Calibri"/>
               </w:rPr>
             </w:r>
             <w:r>
@@ -19485,32 +19575,6 @@
               </w:rPr>
             </w:r>
           </w:p>
-          <w:p>
-            <w:pPr>
-              <w:widowControl w:val="false"/>
-              <w:pBdr/>
-              <w:spacing/>
-              <w:ind/>
-              <w:rPr>
-                <w:rFonts w:ascii="Calibri" w:hAnsi="Calibri" w:eastAsia="Calibri" w:cs="Calibri"/>
-              </w:rPr>
-            </w:pPr>
-            <w:r>
-              <w:rPr>
-                <w:rtl w:val="0"/>
-              </w:rPr>
-            </w:r>
-            <w:r>
-              <w:rPr>
-                <w:rFonts w:ascii="Calibri" w:hAnsi="Calibri" w:eastAsia="Calibri" w:cs="Calibri"/>
-              </w:rPr>
-            </w:r>
-            <w:r>
-              <w:rPr>
-                <w:rFonts w:ascii="Calibri" w:hAnsi="Calibri" w:eastAsia="Calibri" w:cs="Calibri"/>
-              </w:rPr>
-            </w:r>
-          </w:p>
         </w:tc>
       </w:tr>
     </w:tbl>
@@ -19545,7 +19609,7 @@
     </w:p>
     <w:p>
       <w:pPr>
-        <w:pStyle w:val="949"/>
+        <w:pStyle w:val="950"/>
         <w:keepNext w:val="false"/>
         <w:keepLines w:val="false"/>
         <w:numPr>
@@ -19997,7 +20061,7 @@
     </w:p>
     <w:tbl>
       <w:tblPr>
-        <w:tblStyle w:val="981"/>
+        <w:tblStyle w:val="982"/>
         <w:tblW w:w="10205" w:type="dxa"/>
         <w:tblBorders>
           <w:top w:val="single" w:color="000000" w:sz="8" w:space="0"/>
@@ -20146,7 +20210,7 @@
     </w:p>
     <w:p>
       <w:pPr>
-        <w:pStyle w:val="949"/>
+        <w:pStyle w:val="950"/>
         <w:keepNext w:val="false"/>
         <w:keepLines w:val="false"/>
         <w:numPr>
@@ -20337,7 +20401,7 @@
     </w:p>
     <w:tbl>
       <w:tblPr>
-        <w:tblStyle w:val="982"/>
+        <w:tblStyle w:val="983"/>
         <w:tblW w:w="10205" w:type="dxa"/>
         <w:tblBorders>
           <w:top w:val="single" w:color="000000" w:sz="8" w:space="0"/>
@@ -20566,7 +20630,7 @@
     </w:p>
     <w:p>
       <w:pPr>
-        <w:pStyle w:val="949"/>
+        <w:pStyle w:val="950"/>
         <w:keepNext w:val="false"/>
         <w:keepLines w:val="false"/>
         <w:numPr>
@@ -20658,7 +20722,7 @@
         </w:rPr>
         <w:t xml:space="preserve">Desarrolla el </w:t>
       </w:r>
-      <w:hyperlink r:id="rId27" w:tooltip="https://developer.android.com/codelabs/basic-android-kotlin-compose-classes-and-objects?hl=es-419#0" w:history="1">
+      <w:hyperlink r:id="rId28" w:tooltip="https://developer.android.com/codelabs/basic-android-kotlin-compose-classes-and-objects?hl=es-419#0" w:history="1">
         <w:r>
           <w:rPr>
             <w:rFonts w:ascii="Noto Sans" w:hAnsi="Noto Sans" w:eastAsia="Noto Sans" w:cs="Noto Sans"/>
@@ -20735,7 +20799,7 @@
     </w:p>
     <w:tbl>
       <w:tblPr>
-        <w:tblStyle w:val="983"/>
+        <w:tblStyle w:val="984"/>
         <w:tblW w:w="10205" w:type="dxa"/>
         <w:tblBorders>
           <w:top w:val="single" w:color="000000" w:sz="8" w:space="0"/>
@@ -20953,7 +21017,7 @@
               <wp:inline xmlns:wp="http://schemas.openxmlformats.org/drawingml/2006/wordprocessingDrawing" distT="0" distB="0" distL="0" distR="0">
                 <wp:extent cx="5759140" cy="3492500"/>
                 <wp:effectExtent l="0" t="0" r="0" b="0"/>
-                <wp:docPr id="19" name="image11.png"/>
+                <wp:docPr id="20" name="image11.png"/>
                 <wp:cNvGraphicFramePr/>
                 <a:graphic xmlns:a="http://schemas.openxmlformats.org/drawingml/2006/main">
                   <a:graphicData uri="http://schemas.openxmlformats.org/drawingml/2006/picture">
@@ -20964,7 +21028,7 @@
                         <pic:nvPr/>
                       </pic:nvPicPr>
                       <pic:blipFill rotWithShape="1">
-                        <a:blip r:embed="rId28"/>
+                        <a:blip r:embed="rId29"/>
                         <a:srcRect l="0" t="0" r="0" b="0"/>
                         <a:stretch/>
                       </pic:blipFill>
@@ -21005,8 +21069,8 @@
                 <v:path o:extrusionok="f" gradientshapeok="t" o:connecttype="rect"/>
                 <o:lock v:ext="edit" aspectratio="t"/>
               </v:shapetype>
-              <v:shape id="_x0000_i18" o:spid="_x0000_s18" type="#_x0000_t75" style="width:453.48pt;height:275.00pt;mso-wrap-distance-left:0.00pt;mso-wrap-distance-top:0.00pt;mso-wrap-distance-right:0.00pt;mso-wrap-distance-bottom:0.00pt;z-index:1;">
-                <v:imagedata r:id="rId28" o:title="" croptop="0f" cropleft="0f" cropbottom="0f" cropright="0f"/>
+              <v:shape id="_x0000_i19" o:spid="_x0000_s19" type="#_x0000_t75" style="width:453.48pt;height:275.00pt;mso-wrap-distance-left:0.00pt;mso-wrap-distance-top:0.00pt;mso-wrap-distance-right:0.00pt;mso-wrap-distance-bottom:0.00pt;z-index:1;">
+                <v:imagedata r:id="rId29" o:title="" croptop="0f" cropleft="0f" cropbottom="0f" cropright="0f"/>
                 <o:lock v:ext="edit" rotation="t"/>
               </v:shape>
             </w:pict>
@@ -21032,7 +21096,7 @@
     </w:p>
     <w:tbl>
       <w:tblPr>
-        <w:tblStyle w:val="984"/>
+        <w:tblStyle w:val="985"/>
         <w:tblW w:w="10205" w:type="dxa"/>
         <w:tblBorders>
           <w:top w:val="single" w:color="000000" w:sz="8" w:space="0"/>
@@ -23458,7 +23522,7 @@
     <w:lsdException w:name="Bibliography" w:uiPriority="37"/>
     <w:lsdException w:name="TOC Heading" w:uiPriority="39" w:qFormat="1"/>
   </w:latentStyles>
-  <w:style w:type="table" w:styleId="764" w:default="1">
+  <w:style w:type="table" w:styleId="765" w:default="1">
     <w:name w:val="Normal Table"/>
     <w:uiPriority w:val="99"/>
     <w:semiHidden/>
@@ -23651,9 +23715,9 @@
       </w:tcPr>
     </w:tblStylePr>
   </w:style>
-  <w:style w:type="table" w:styleId="765">
+  <w:style w:type="table" w:styleId="766">
     <w:name w:val="Table Grid"/>
-    <w:basedOn w:val="764"/>
+    <w:basedOn w:val="765"/>
     <w:uiPriority w:val="59"/>
     <w:pPr>
       <w:pBdr/>
@@ -23850,9 +23914,9 @@
       </w:tcPr>
     </w:tblStylePr>
   </w:style>
-  <w:style w:type="table" w:styleId="766">
+  <w:style w:type="table" w:styleId="767">
     <w:name w:val="Table Grid Light"/>
-    <w:basedOn w:val="764"/>
+    <w:basedOn w:val="765"/>
     <w:uiPriority w:val="59"/>
     <w:pPr>
       <w:pBdr/>
@@ -24049,9 +24113,9 @@
       </w:tcPr>
     </w:tblStylePr>
   </w:style>
-  <w:style w:type="table" w:styleId="767">
+  <w:style w:type="table" w:styleId="768">
     <w:name w:val="Plain Table 1"/>
-    <w:basedOn w:val="764"/>
+    <w:basedOn w:val="765"/>
     <w:uiPriority w:val="59"/>
     <w:pPr>
       <w:pBdr/>
@@ -24274,9 +24338,9 @@
       </w:tcPr>
     </w:tblStylePr>
   </w:style>
-  <w:style w:type="table" w:styleId="768">
+  <w:style w:type="table" w:styleId="769">
     <w:name w:val="Plain Table 2"/>
-    <w:basedOn w:val="764"/>
+    <w:basedOn w:val="765"/>
     <w:uiPriority w:val="59"/>
     <w:pPr>
       <w:pBdr/>
@@ -24507,9 +24571,9 @@
       </w:tcPr>
     </w:tblStylePr>
   </w:style>
-  <w:style w:type="table" w:styleId="769">
+  <w:style w:type="table" w:styleId="770">
     <w:name w:val="Plain Table 3"/>
-    <w:basedOn w:val="764"/>
+    <w:basedOn w:val="765"/>
     <w:uiPriority w:val="99"/>
     <w:pPr>
       <w:pBdr/>
@@ -24737,9 +24801,9 @@
       </w:tcPr>
     </w:tblStylePr>
   </w:style>
-  <w:style w:type="table" w:styleId="770">
+  <w:style w:type="table" w:styleId="771">
     <w:name w:val="Plain Table 4"/>
-    <w:basedOn w:val="764"/>
+    <w:basedOn w:val="765"/>
     <w:uiPriority w:val="99"/>
     <w:pPr>
       <w:pBdr/>
@@ -24953,9 +25017,9 @@
       </w:tcPr>
     </w:tblStylePr>
   </w:style>
-  <w:style w:type="table" w:styleId="771">
+  <w:style w:type="table" w:styleId="772">
     <w:name w:val="Plain Table 5"/>
-    <w:basedOn w:val="764"/>
+    <w:basedOn w:val="765"/>
     <w:uiPriority w:val="99"/>
     <w:pPr>
       <w:pBdr/>
@@ -25186,9 +25250,9 @@
       </w:tcPr>
     </w:tblStylePr>
   </w:style>
-  <w:style w:type="table" w:styleId="772">
+  <w:style w:type="table" w:styleId="773">
     <w:name w:val="Grid Table 1 Light"/>
-    <w:basedOn w:val="764"/>
+    <w:basedOn w:val="765"/>
     <w:uiPriority w:val="99"/>
     <w:pPr>
       <w:pBdr/>
@@ -25409,9 +25473,9 @@
       </w:tcPr>
     </w:tblStylePr>
   </w:style>
-  <w:style w:type="table" w:styleId="773">
+  <w:style w:type="table" w:styleId="774">
     <w:name w:val="Grid Table 1 Light - Accent 1"/>
-    <w:basedOn w:val="764"/>
+    <w:basedOn w:val="765"/>
     <w:uiPriority w:val="99"/>
     <w:pPr>
       <w:pBdr/>
@@ -25632,9 +25696,9 @@
       </w:tcPr>
     </w:tblStylePr>
   </w:style>
-  <w:style w:type="table" w:styleId="774">
+  <w:style w:type="table" w:styleId="775">
     <w:name w:val="Grid Table 1 Light - Accent 2"/>
-    <w:basedOn w:val="764"/>
+    <w:basedOn w:val="765"/>
     <w:uiPriority w:val="99"/>
     <w:pPr>
       <w:pBdr/>
@@ -25855,9 +25919,9 @@
       </w:tcPr>
     </w:tblStylePr>
   </w:style>
-  <w:style w:type="table" w:styleId="775">
+  <w:style w:type="table" w:styleId="776">
     <w:name w:val="Grid Table 1 Light - Accent 3"/>
-    <w:basedOn w:val="764"/>
+    <w:basedOn w:val="765"/>
     <w:uiPriority w:val="99"/>
     <w:pPr>
       <w:pBdr/>
@@ -26078,9 +26142,9 @@
       </w:tcPr>
     </w:tblStylePr>
   </w:style>
-  <w:style w:type="table" w:styleId="776">
+  <w:style w:type="table" w:styleId="777">
     <w:name w:val="Grid Table 1 Light - Accent 4"/>
-    <w:basedOn w:val="764"/>
+    <w:basedOn w:val="765"/>
     <w:uiPriority w:val="99"/>
     <w:pPr>
       <w:pBdr/>
@@ -26301,9 +26365,9 @@
       </w:tcPr>
     </w:tblStylePr>
   </w:style>
-  <w:style w:type="table" w:styleId="777">
+  <w:style w:type="table" w:styleId="778">
     <w:name w:val="Grid Table 1 Light - Accent 5"/>
-    <w:basedOn w:val="764"/>
+    <w:basedOn w:val="765"/>
     <w:uiPriority w:val="99"/>
     <w:pPr>
       <w:pBdr/>
@@ -26524,9 +26588,9 @@
       </w:tcPr>
     </w:tblStylePr>
   </w:style>
-  <w:style w:type="table" w:styleId="778">
+  <w:style w:type="table" w:styleId="779">
     <w:name w:val="Grid Table 1 Light - Accent 6"/>
-    <w:basedOn w:val="764"/>
+    <w:basedOn w:val="765"/>
     <w:uiPriority w:val="99"/>
     <w:pPr>
       <w:pBdr/>
@@ -26747,9 +26811,9 @@
       </w:tcPr>
     </w:tblStylePr>
   </w:style>
-  <w:style w:type="table" w:styleId="779">
+  <w:style w:type="table" w:styleId="780">
     <w:name w:val="Grid Table 2"/>
-    <w:basedOn w:val="764"/>
+    <w:basedOn w:val="765"/>
     <w:uiPriority w:val="99"/>
     <w:pPr>
       <w:pBdr/>
@@ -26979,9 +27043,9 @@
       </w:tcPr>
     </w:tblStylePr>
   </w:style>
-  <w:style w:type="table" w:styleId="780">
+  <w:style w:type="table" w:styleId="781">
     <w:name w:val="Grid Table 2 - Accent 1"/>
-    <w:basedOn w:val="764"/>
+    <w:basedOn w:val="765"/>
     <w:uiPriority w:val="99"/>
     <w:pPr>
       <w:pBdr/>
@@ -27211,9 +27275,9 @@
       </w:tcPr>
     </w:tblStylePr>
   </w:style>
-  <w:style w:type="table" w:styleId="781">
+  <w:style w:type="table" w:styleId="782">
     <w:name w:val="Grid Table 2 - Accent 2"/>
-    <w:basedOn w:val="764"/>
+    <w:basedOn w:val="765"/>
     <w:uiPriority w:val="99"/>
     <w:pPr>
       <w:pBdr/>
@@ -27443,9 +27507,9 @@
       </w:tcPr>
     </w:tblStylePr>
   </w:style>
-  <w:style w:type="table" w:styleId="782">
+  <w:style w:type="table" w:styleId="783">
     <w:name w:val="Grid Table 2 - Accent 3"/>
-    <w:basedOn w:val="764"/>
+    <w:basedOn w:val="765"/>
     <w:uiPriority w:val="99"/>
     <w:pPr>
       <w:pBdr/>
@@ -27675,9 +27739,9 @@
       </w:tcPr>
     </w:tblStylePr>
   </w:style>
-  <w:style w:type="table" w:styleId="783">
+  <w:style w:type="table" w:styleId="784">
     <w:name w:val="Grid Table 2 - Accent 4"/>
-    <w:basedOn w:val="764"/>
+    <w:basedOn w:val="765"/>
     <w:uiPriority w:val="99"/>
     <w:pPr>
       <w:pBdr/>
@@ -27907,9 +27971,9 @@
       </w:tcPr>
     </w:tblStylePr>
   </w:style>
-  <w:style w:type="table" w:styleId="784">
+  <w:style w:type="table" w:styleId="785">
     <w:name w:val="Grid Table 2 - Accent 5"/>
-    <w:basedOn w:val="764"/>
+    <w:basedOn w:val="765"/>
     <w:uiPriority w:val="99"/>
     <w:pPr>
       <w:pBdr/>
@@ -28139,9 +28203,9 @@
       </w:tcPr>
     </w:tblStylePr>
   </w:style>
-  <w:style w:type="table" w:styleId="785">
+  <w:style w:type="table" w:styleId="786">
     <w:name w:val="Grid Table 2 - Accent 6"/>
-    <w:basedOn w:val="764"/>
+    <w:basedOn w:val="765"/>
     <w:uiPriority w:val="99"/>
     <w:pPr>
       <w:pBdr/>
@@ -28371,9 +28435,9 @@
       </w:tcPr>
     </w:tblStylePr>
   </w:style>
-  <w:style w:type="table" w:styleId="786">
+  <w:style w:type="table" w:styleId="787">
     <w:name w:val="Grid Table 3"/>
-    <w:basedOn w:val="764"/>
+    <w:basedOn w:val="765"/>
     <w:uiPriority w:val="99"/>
     <w:pPr>
       <w:pBdr/>
@@ -28616,9 +28680,9 @@
       </w:tcPr>
     </w:tblStylePr>
   </w:style>
-  <w:style w:type="table" w:styleId="787">
+  <w:style w:type="table" w:styleId="788">
     <w:name w:val="Grid Table 3 - Accent 1"/>
-    <w:basedOn w:val="764"/>
+    <w:basedOn w:val="765"/>
     <w:uiPriority w:val="99"/>
     <w:pPr>
       <w:pBdr/>
@@ -28861,9 +28925,9 @@
       </w:tcPr>
     </w:tblStylePr>
   </w:style>
-  <w:style w:type="table" w:styleId="788">
+  <w:style w:type="table" w:styleId="789">
     <w:name w:val="Grid Table 3 - Accent 2"/>
-    <w:basedOn w:val="764"/>
+    <w:basedOn w:val="765"/>
     <w:uiPriority w:val="99"/>
     <w:pPr>
       <w:pBdr/>
@@ -29106,9 +29170,9 @@
       </w:tcPr>
     </w:tblStylePr>
   </w:style>
-  <w:style w:type="table" w:styleId="789">
+  <w:style w:type="table" w:styleId="790">
     <w:name w:val="Grid Table 3 - Accent 3"/>
-    <w:basedOn w:val="764"/>
+    <w:basedOn w:val="765"/>
     <w:uiPriority w:val="99"/>
     <w:pPr>
       <w:pBdr/>
@@ -29351,9 +29415,9 @@
       </w:tcPr>
     </w:tblStylePr>
   </w:style>
-  <w:style w:type="table" w:styleId="790">
+  <w:style w:type="table" w:styleId="791">
     <w:name w:val="Grid Table 3 - Accent 4"/>
-    <w:basedOn w:val="764"/>
+    <w:basedOn w:val="765"/>
     <w:uiPriority w:val="99"/>
     <w:pPr>
       <w:pBdr/>
@@ -29596,9 +29660,9 @@
       </w:tcPr>
     </w:tblStylePr>
   </w:style>
-  <w:style w:type="table" w:styleId="791">
+  <w:style w:type="table" w:styleId="792">
     <w:name w:val="Grid Table 3 - Accent 5"/>
-    <w:basedOn w:val="764"/>
+    <w:basedOn w:val="765"/>
     <w:uiPriority w:val="99"/>
     <w:pPr>
       <w:pBdr/>
@@ -29841,9 +29905,9 @@
       </w:tcPr>
     </w:tblStylePr>
   </w:style>
-  <w:style w:type="table" w:styleId="792">
+  <w:style w:type="table" w:styleId="793">
     <w:name w:val="Grid Table 3 - Accent 6"/>
-    <w:basedOn w:val="764"/>
+    <w:basedOn w:val="765"/>
     <w:uiPriority w:val="99"/>
     <w:pPr>
       <w:pBdr/>
@@ -30086,9 +30150,9 @@
       </w:tcPr>
     </w:tblStylePr>
   </w:style>
-  <w:style w:type="table" w:styleId="793">
+  <w:style w:type="table" w:styleId="794">
     <w:name w:val="Grid Table 4"/>
-    <w:basedOn w:val="764"/>
+    <w:basedOn w:val="765"/>
     <w:uiPriority w:val="59"/>
     <w:pPr>
       <w:pBdr/>
@@ -30319,9 +30383,9 @@
       </w:tcPr>
     </w:tblStylePr>
   </w:style>
-  <w:style w:type="table" w:styleId="794">
+  <w:style w:type="table" w:styleId="795">
     <w:name w:val="Grid Table 4 - Accent 1"/>
-    <w:basedOn w:val="764"/>
+    <w:basedOn w:val="765"/>
     <w:uiPriority w:val="59"/>
     <w:pPr>
       <w:pBdr/>
@@ -30552,9 +30616,9 @@
       </w:tcPr>
     </w:tblStylePr>
   </w:style>
-  <w:style w:type="table" w:styleId="795">
+  <w:style w:type="table" w:styleId="796">
     <w:name w:val="Grid Table 4 - Accent 2"/>
-    <w:basedOn w:val="764"/>
+    <w:basedOn w:val="765"/>
     <w:uiPriority w:val="59"/>
     <w:pPr>
       <w:pBdr/>
@@ -30785,9 +30849,9 @@
       </w:tcPr>
     </w:tblStylePr>
   </w:style>
-  <w:style w:type="table" w:styleId="796">
+  <w:style w:type="table" w:styleId="797">
     <w:name w:val="Grid Table 4 - Accent 3"/>
-    <w:basedOn w:val="764"/>
+    <w:basedOn w:val="765"/>
     <w:uiPriority w:val="59"/>
     <w:pPr>
       <w:pBdr/>
@@ -31018,9 +31082,9 @@
       </w:tcPr>
     </w:tblStylePr>
   </w:style>
-  <w:style w:type="table" w:styleId="797">
+  <w:style w:type="table" w:styleId="798">
     <w:name w:val="Grid Table 4 - Accent 4"/>
-    <w:basedOn w:val="764"/>
+    <w:basedOn w:val="765"/>
     <w:uiPriority w:val="59"/>
     <w:pPr>
       <w:pBdr/>
@@ -31251,9 +31315,9 @@
       </w:tcPr>
     </w:tblStylePr>
   </w:style>
-  <w:style w:type="table" w:styleId="798">
+  <w:style w:type="table" w:styleId="799">
     <w:name w:val="Grid Table 4 - Accent 5"/>
-    <w:basedOn w:val="764"/>
+    <w:basedOn w:val="765"/>
     <w:uiPriority w:val="59"/>
     <w:pPr>
       <w:pBdr/>
@@ -31484,9 +31548,9 @@
       </w:tcPr>
     </w:tblStylePr>
   </w:style>
-  <w:style w:type="table" w:styleId="799">
+  <w:style w:type="table" w:styleId="800">
     <w:name w:val="Grid Table 4 - Accent 6"/>
-    <w:basedOn w:val="764"/>
+    <w:basedOn w:val="765"/>
     <w:uiPriority w:val="59"/>
     <w:pPr>
       <w:pBdr/>
@@ -31717,9 +31781,9 @@
       </w:tcPr>
     </w:tblStylePr>
   </w:style>
-  <w:style w:type="table" w:styleId="800">
+  <w:style w:type="table" w:styleId="801">
     <w:name w:val="Grid Table 5 Dark"/>
-    <w:basedOn w:val="764"/>
+    <w:basedOn w:val="765"/>
     <w:uiPriority w:val="99"/>
     <w:pPr>
       <w:pBdr/>
@@ -31945,9 +32009,9 @@
       </w:tcPr>
     </w:tblStylePr>
   </w:style>
-  <w:style w:type="table" w:styleId="801">
+  <w:style w:type="table" w:styleId="802">
     <w:name w:val="Grid Table 5 Dark- Accent 1"/>
-    <w:basedOn w:val="764"/>
+    <w:basedOn w:val="765"/>
     <w:uiPriority w:val="99"/>
     <w:pPr>
       <w:pBdr/>
@@ -32173,9 +32237,9 @@
       </w:tcPr>
     </w:tblStylePr>
   </w:style>
-  <w:style w:type="table" w:styleId="802">
+  <w:style w:type="table" w:styleId="803">
     <w:name w:val="Grid Table 5 Dark - Accent 2"/>
-    <w:basedOn w:val="764"/>
+    <w:basedOn w:val="765"/>
     <w:uiPriority w:val="99"/>
     <w:pPr>
       <w:pBdr/>
@@ -32401,9 +32465,9 @@
       </w:tcPr>
     </w:tblStylePr>
   </w:style>
-  <w:style w:type="table" w:styleId="803">
+  <w:style w:type="table" w:styleId="804">
     <w:name w:val="Grid Table 5 Dark - Accent 3"/>
-    <w:basedOn w:val="764"/>
+    <w:basedOn w:val="765"/>
     <w:uiPriority w:val="99"/>
     <w:pPr>
       <w:pBdr/>
@@ -32629,9 +32693,9 @@
       </w:tcPr>
     </w:tblStylePr>
   </w:style>
-  <w:style w:type="table" w:styleId="804">
+  <w:style w:type="table" w:styleId="805">
     <w:name w:val="Grid Table 5 Dark- Accent 4"/>
-    <w:basedOn w:val="764"/>
+    <w:basedOn w:val="765"/>
     <w:uiPriority w:val="99"/>
     <w:pPr>
       <w:pBdr/>
@@ -32857,9 +32921,9 @@
       </w:tcPr>
     </w:tblStylePr>
   </w:style>
-  <w:style w:type="table" w:styleId="805">
+  <w:style w:type="table" w:styleId="806">
     <w:name w:val="Grid Table 5 Dark - Accent 5"/>
-    <w:basedOn w:val="764"/>
+    <w:basedOn w:val="765"/>
     <w:uiPriority w:val="99"/>
     <w:pPr>
       <w:pBdr/>
@@ -33085,9 +33149,9 @@
       </w:tcPr>
     </w:tblStylePr>
   </w:style>
-  <w:style w:type="table" w:styleId="806">
+  <w:style w:type="table" w:styleId="807">
     <w:name w:val="Grid Table 5 Dark - Accent 6"/>
-    <w:basedOn w:val="764"/>
+    <w:basedOn w:val="765"/>
     <w:uiPriority w:val="99"/>
     <w:pPr>
       <w:pBdr/>
@@ -33313,9 +33377,9 @@
       </w:tcPr>
     </w:tblStylePr>
   </w:style>
-  <w:style w:type="table" w:styleId="807">
+  <w:style w:type="table" w:styleId="808">
     <w:name w:val="Grid Table 6 Colorful"/>
-    <w:basedOn w:val="764"/>
+    <w:basedOn w:val="765"/>
     <w:uiPriority w:val="99"/>
     <w:pPr>
       <w:pBdr/>
@@ -33543,9 +33607,9 @@
       </w:tcPr>
     </w:tblStylePr>
   </w:style>
-  <w:style w:type="table" w:styleId="808">
+  <w:style w:type="table" w:styleId="809">
     <w:name w:val="Grid Table 6 Colorful - Accent 1"/>
-    <w:basedOn w:val="764"/>
+    <w:basedOn w:val="765"/>
     <w:uiPriority w:val="99"/>
     <w:pPr>
       <w:pBdr/>
@@ -33773,9 +33837,9 @@
       </w:tcPr>
     </w:tblStylePr>
   </w:style>
-  <w:style w:type="table" w:styleId="809">
+  <w:style w:type="table" w:styleId="810">
     <w:name w:val="Grid Table 6 Colorful - Accent 2"/>
-    <w:basedOn w:val="764"/>
+    <w:basedOn w:val="765"/>
     <w:uiPriority w:val="99"/>
     <w:pPr>
       <w:pBdr/>
@@ -34003,9 +34067,9 @@
       </w:tcPr>
     </w:tblStylePr>
   </w:style>
-  <w:style w:type="table" w:styleId="810">
+  <w:style w:type="table" w:styleId="811">
     <w:name w:val="Grid Table 6 Colorful - Accent 3"/>
-    <w:basedOn w:val="764"/>
+    <w:basedOn w:val="765"/>
     <w:uiPriority w:val="99"/>
     <w:pPr>
       <w:pBdr/>
@@ -34233,9 +34297,9 @@
       </w:tcPr>
     </w:tblStylePr>
   </w:style>
-  <w:style w:type="table" w:styleId="811">
+  <w:style w:type="table" w:styleId="812">
     <w:name w:val="Grid Table 6 Colorful - Accent 4"/>
-    <w:basedOn w:val="764"/>
+    <w:basedOn w:val="765"/>
     <w:uiPriority w:val="99"/>
     <w:pPr>
       <w:pBdr/>
@@ -34463,9 +34527,9 @@
       </w:tcPr>
     </w:tblStylePr>
   </w:style>
-  <w:style w:type="table" w:styleId="812">
+  <w:style w:type="table" w:styleId="813">
     <w:name w:val="Grid Table 6 Colorful - Accent 5"/>
-    <w:basedOn w:val="764"/>
+    <w:basedOn w:val="765"/>
     <w:uiPriority w:val="99"/>
     <w:pPr>
       <w:pBdr/>
@@ -34693,9 +34757,9 @@
       </w:tcPr>
     </w:tblStylePr>
   </w:style>
-  <w:style w:type="table" w:styleId="813">
+  <w:style w:type="table" w:styleId="814">
     <w:name w:val="Grid Table 6 Colorful - Accent 6"/>
-    <w:basedOn w:val="764"/>
+    <w:basedOn w:val="765"/>
     <w:uiPriority w:val="99"/>
     <w:pPr>
       <w:pBdr/>
@@ -34923,9 +34987,9 @@
       </w:tcPr>
     </w:tblStylePr>
   </w:style>
-  <w:style w:type="table" w:styleId="814">
+  <w:style w:type="table" w:styleId="815">
     <w:name w:val="Grid Table 7 Colorful"/>
-    <w:basedOn w:val="764"/>
+    <w:basedOn w:val="765"/>
     <w:uiPriority w:val="99"/>
     <w:pPr>
       <w:pBdr/>
@@ -35177,9 +35241,9 @@
       </w:tcPr>
     </w:tblStylePr>
   </w:style>
-  <w:style w:type="table" w:styleId="815">
+  <w:style w:type="table" w:styleId="816">
     <w:name w:val="Grid Table 7 Colorful - Accent 1"/>
-    <w:basedOn w:val="764"/>
+    <w:basedOn w:val="765"/>
     <w:uiPriority w:val="99"/>
     <w:pPr>
       <w:pBdr/>
@@ -35431,9 +35495,9 @@
       </w:tcPr>
     </w:tblStylePr>
   </w:style>
-  <w:style w:type="table" w:styleId="816">
+  <w:style w:type="table" w:styleId="817">
     <w:name w:val="Grid Table 7 Colorful - Accent 2"/>
-    <w:basedOn w:val="764"/>
+    <w:basedOn w:val="765"/>
     <w:uiPriority w:val="99"/>
     <w:pPr>
       <w:pBdr/>
@@ -35685,9 +35749,9 @@
       </w:tcPr>
     </w:tblStylePr>
   </w:style>
-  <w:style w:type="table" w:styleId="817">
+  <w:style w:type="table" w:styleId="818">
     <w:name w:val="Grid Table 7 Colorful - Accent 3"/>
-    <w:basedOn w:val="764"/>
+    <w:basedOn w:val="765"/>
     <w:uiPriority w:val="99"/>
     <w:pPr>
       <w:pBdr/>
@@ -35939,9 +36003,9 @@
       </w:tcPr>
     </w:tblStylePr>
   </w:style>
-  <w:style w:type="table" w:styleId="818">
+  <w:style w:type="table" w:styleId="819">
     <w:name w:val="Grid Table 7 Colorful - Accent 4"/>
-    <w:basedOn w:val="764"/>
+    <w:basedOn w:val="765"/>
     <w:uiPriority w:val="99"/>
     <w:pPr>
       <w:pBdr/>
@@ -36193,9 +36257,9 @@
       </w:tcPr>
     </w:tblStylePr>
   </w:style>
-  <w:style w:type="table" w:styleId="819">
+  <w:style w:type="table" w:styleId="820">
     <w:name w:val="Grid Table 7 Colorful - Accent 5"/>
-    <w:basedOn w:val="764"/>
+    <w:basedOn w:val="765"/>
     <w:uiPriority w:val="99"/>
     <w:pPr>
       <w:pBdr/>
@@ -36447,9 +36511,9 @@
       </w:tcPr>
     </w:tblStylePr>
   </w:style>
-  <w:style w:type="table" w:styleId="820">
+  <w:style w:type="table" w:styleId="821">
     <w:name w:val="Grid Table 7 Colorful - Accent 6"/>
-    <w:basedOn w:val="764"/>
+    <w:basedOn w:val="765"/>
     <w:uiPriority w:val="99"/>
     <w:pPr>
       <w:pBdr/>
@@ -36701,9 +36765,9 @@
       </w:tcPr>
     </w:tblStylePr>
   </w:style>
-  <w:style w:type="table" w:styleId="821">
+  <w:style w:type="table" w:styleId="822">
     <w:name w:val="List Table 1 Light"/>
-    <w:basedOn w:val="764"/>
+    <w:basedOn w:val="765"/>
     <w:uiPriority w:val="99"/>
     <w:pPr>
       <w:pBdr/>
@@ -36917,9 +36981,9 @@
       </w:tcPr>
     </w:tblStylePr>
   </w:style>
-  <w:style w:type="table" w:styleId="822">
+  <w:style w:type="table" w:styleId="823">
     <w:name w:val="List Table 1 Light - Accent 1"/>
-    <w:basedOn w:val="764"/>
+    <w:basedOn w:val="765"/>
     <w:uiPriority w:val="99"/>
     <w:pPr>
       <w:pBdr/>
@@ -37133,9 +37197,9 @@
       </w:tcPr>
     </w:tblStylePr>
   </w:style>
-  <w:style w:type="table" w:styleId="823">
+  <w:style w:type="table" w:styleId="824">
     <w:name w:val="List Table 1 Light - Accent 2"/>
-    <w:basedOn w:val="764"/>
+    <w:basedOn w:val="765"/>
     <w:uiPriority w:val="99"/>
     <w:pPr>
       <w:pBdr/>
@@ -37349,9 +37413,9 @@
       </w:tcPr>
     </w:tblStylePr>
   </w:style>
-  <w:style w:type="table" w:styleId="824">
+  <w:style w:type="table" w:styleId="825">
     <w:name w:val="List Table 1 Light - Accent 3"/>
-    <w:basedOn w:val="764"/>
+    <w:basedOn w:val="765"/>
     <w:uiPriority w:val="99"/>
     <w:pPr>
       <w:pBdr/>
@@ -37565,9 +37629,9 @@
       </w:tcPr>
     </w:tblStylePr>
   </w:style>
-  <w:style w:type="table" w:styleId="825">
+  <w:style w:type="table" w:styleId="826">
     <w:name w:val="List Table 1 Light - Accent 4"/>
-    <w:basedOn w:val="764"/>
+    <w:basedOn w:val="765"/>
     <w:uiPriority w:val="99"/>
     <w:pPr>
       <w:pBdr/>
@@ -37781,9 +37845,9 @@
       </w:tcPr>
     </w:tblStylePr>
   </w:style>
-  <w:style w:type="table" w:styleId="826">
+  <w:style w:type="table" w:styleId="827">
     <w:name w:val="List Table 1 Light - Accent 5"/>
-    <w:basedOn w:val="764"/>
+    <w:basedOn w:val="765"/>
     <w:uiPriority w:val="99"/>
     <w:pPr>
       <w:pBdr/>
@@ -37997,9 +38061,9 @@
       </w:tcPr>
     </w:tblStylePr>
   </w:style>
-  <w:style w:type="table" w:styleId="827">
+  <w:style w:type="table" w:styleId="828">
     <w:name w:val="List Table 1 Light - Accent 6"/>
-    <w:basedOn w:val="764"/>
+    <w:basedOn w:val="765"/>
     <w:uiPriority w:val="99"/>
     <w:pPr>
       <w:pBdr/>
@@ -38213,9 +38277,9 @@
       </w:tcPr>
     </w:tblStylePr>
   </w:style>
-  <w:style w:type="table" w:styleId="828">
+  <w:style w:type="table" w:styleId="829">
     <w:name w:val="List Table 2"/>
-    <w:basedOn w:val="764"/>
+    <w:basedOn w:val="765"/>
     <w:uiPriority w:val="99"/>
     <w:pPr>
       <w:pBdr/>
@@ -38451,9 +38515,9 @@
       </w:tcPr>
     </w:tblStylePr>
   </w:style>
-  <w:style w:type="table" w:styleId="829">
+  <w:style w:type="table" w:styleId="830">
     <w:name w:val="List Table 2 - Accent 1"/>
-    <w:basedOn w:val="764"/>
+    <w:basedOn w:val="765"/>
     <w:uiPriority w:val="99"/>
     <w:pPr>
       <w:pBdr/>
@@ -38689,9 +38753,9 @@
       </w:tcPr>
     </w:tblStylePr>
   </w:style>
-  <w:style w:type="table" w:styleId="830">
+  <w:style w:type="table" w:styleId="831">
     <w:name w:val="List Table 2 - Accent 2"/>
-    <w:basedOn w:val="764"/>
+    <w:basedOn w:val="765"/>
     <w:uiPriority w:val="99"/>
     <w:pPr>
       <w:pBdr/>
@@ -38927,9 +38991,9 @@
       </w:tcPr>
     </w:tblStylePr>
   </w:style>
-  <w:style w:type="table" w:styleId="831">
+  <w:style w:type="table" w:styleId="832">
     <w:name w:val="List Table 2 - Accent 3"/>
-    <w:basedOn w:val="764"/>
+    <w:basedOn w:val="765"/>
     <w:uiPriority w:val="99"/>
     <w:pPr>
       <w:pBdr/>
@@ -39165,9 +39229,9 @@
       </w:tcPr>
     </w:tblStylePr>
   </w:style>
-  <w:style w:type="table" w:styleId="832">
+  <w:style w:type="table" w:styleId="833">
     <w:name w:val="List Table 2 - Accent 4"/>
-    <w:basedOn w:val="764"/>
+    <w:basedOn w:val="765"/>
     <w:uiPriority w:val="99"/>
     <w:pPr>
       <w:pBdr/>
@@ -39403,9 +39467,9 @@
       </w:tcPr>
     </w:tblStylePr>
   </w:style>
-  <w:style w:type="table" w:styleId="833">
+  <w:style w:type="table" w:styleId="834">
     <w:name w:val="List Table 2 - Accent 5"/>
-    <w:basedOn w:val="764"/>
+    <w:basedOn w:val="765"/>
     <w:uiPriority w:val="99"/>
     <w:pPr>
       <w:pBdr/>
@@ -39641,9 +39705,9 @@
       </w:tcPr>
     </w:tblStylePr>
   </w:style>
-  <w:style w:type="table" w:styleId="834">
+  <w:style w:type="table" w:styleId="835">
     <w:name w:val="List Table 2 - Accent 6"/>
-    <w:basedOn w:val="764"/>
+    <w:basedOn w:val="765"/>
     <w:uiPriority w:val="99"/>
     <w:pPr>
       <w:pBdr/>
@@ -39879,9 +39943,9 @@
       </w:tcPr>
     </w:tblStylePr>
   </w:style>
-  <w:style w:type="table" w:styleId="835">
+  <w:style w:type="table" w:styleId="836">
     <w:name w:val="List Table 3"/>
-    <w:basedOn w:val="764"/>
+    <w:basedOn w:val="765"/>
     <w:uiPriority w:val="99"/>
     <w:pPr>
       <w:pBdr/>
@@ -40107,9 +40171,9 @@
       </w:tcPr>
     </w:tblStylePr>
   </w:style>
-  <w:style w:type="table" w:styleId="836">
+  <w:style w:type="table" w:styleId="837">
     <w:name w:val="List Table 3 - Accent 1"/>
-    <w:basedOn w:val="764"/>
+    <w:basedOn w:val="765"/>
     <w:uiPriority w:val="99"/>
     <w:pPr>
       <w:pBdr/>
@@ -40335,9 +40399,9 @@
       </w:tcPr>
     </w:tblStylePr>
   </w:style>
-  <w:style w:type="table" w:styleId="837">
+  <w:style w:type="table" w:styleId="838">
     <w:name w:val="List Table 3 - Accent 2"/>
-    <w:basedOn w:val="764"/>
+    <w:basedOn w:val="765"/>
     <w:uiPriority w:val="99"/>
     <w:pPr>
       <w:pBdr/>
@@ -40563,9 +40627,9 @@
       </w:tcPr>
     </w:tblStylePr>
   </w:style>
-  <w:style w:type="table" w:styleId="838">
+  <w:style w:type="table" w:styleId="839">
     <w:name w:val="List Table 3 - Accent 3"/>
-    <w:basedOn w:val="764"/>
+    <w:basedOn w:val="765"/>
     <w:uiPriority w:val="99"/>
     <w:pPr>
       <w:pBdr/>
@@ -40791,9 +40855,9 @@
       </w:tcPr>
     </w:tblStylePr>
   </w:style>
-  <w:style w:type="table" w:styleId="839">
+  <w:style w:type="table" w:styleId="840">
     <w:name w:val="List Table 3 - Accent 4"/>
-    <w:basedOn w:val="764"/>
+    <w:basedOn w:val="765"/>
     <w:uiPriority w:val="99"/>
     <w:pPr>
       <w:pBdr/>
@@ -41019,9 +41083,9 @@
       </w:tcPr>
     </w:tblStylePr>
   </w:style>
-  <w:style w:type="table" w:styleId="840">
+  <w:style w:type="table" w:styleId="841">
     <w:name w:val="List Table 3 - Accent 5"/>
-    <w:basedOn w:val="764"/>
+    <w:basedOn w:val="765"/>
     <w:uiPriority w:val="99"/>
     <w:pPr>
       <w:pBdr/>
@@ -41247,9 +41311,9 @@
       </w:tcPr>
     </w:tblStylePr>
   </w:style>
-  <w:style w:type="table" w:styleId="841">
+  <w:style w:type="table" w:styleId="842">
     <w:name w:val="List Table 3 - Accent 6"/>
-    <w:basedOn w:val="764"/>
+    <w:basedOn w:val="765"/>
     <w:uiPriority w:val="99"/>
     <w:pPr>
       <w:pBdr/>
@@ -41475,9 +41539,9 @@
       </w:tcPr>
     </w:tblStylePr>
   </w:style>
-  <w:style w:type="table" w:styleId="842">
+  <w:style w:type="table" w:styleId="843">
     <w:name w:val="List Table 4"/>
-    <w:basedOn w:val="764"/>
+    <w:basedOn w:val="765"/>
     <w:uiPriority w:val="99"/>
     <w:pPr>
       <w:pBdr/>
@@ -41700,9 +41764,9 @@
       </w:tcPr>
     </w:tblStylePr>
   </w:style>
-  <w:style w:type="table" w:styleId="843">
+  <w:style w:type="table" w:styleId="844">
     <w:name w:val="List Table 4 - Accent 1"/>
-    <w:basedOn w:val="764"/>
+    <w:basedOn w:val="765"/>
     <w:uiPriority w:val="99"/>
     <w:pPr>
       <w:pBdr/>
@@ -41925,9 +41989,9 @@
       </w:tcPr>
     </w:tblStylePr>
   </w:style>
-  <w:style w:type="table" w:styleId="844">
+  <w:style w:type="table" w:styleId="845">
     <w:name w:val="List Table 4 - Accent 2"/>
-    <w:basedOn w:val="764"/>
+    <w:basedOn w:val="765"/>
     <w:uiPriority w:val="99"/>
     <w:pPr>
       <w:pBdr/>
@@ -42150,9 +42214,9 @@
       </w:tcPr>
     </w:tblStylePr>
   </w:style>
-  <w:style w:type="table" w:styleId="845">
+  <w:style w:type="table" w:styleId="846">
     <w:name w:val="List Table 4 - Accent 3"/>
-    <w:basedOn w:val="764"/>
+    <w:basedOn w:val="765"/>
     <w:uiPriority w:val="99"/>
     <w:pPr>
       <w:pBdr/>
@@ -42375,9 +42439,9 @@
       </w:tcPr>
     </w:tblStylePr>
   </w:style>
-  <w:style w:type="table" w:styleId="846">
+  <w:style w:type="table" w:styleId="847">
     <w:name w:val="List Table 4 - Accent 4"/>
-    <w:basedOn w:val="764"/>
+    <w:basedOn w:val="765"/>
     <w:uiPriority w:val="99"/>
     <w:pPr>
       <w:pBdr/>
@@ -42600,9 +42664,9 @@
       </w:tcPr>
     </w:tblStylePr>
   </w:style>
-  <w:style w:type="table" w:styleId="847">
+  <w:style w:type="table" w:styleId="848">
     <w:name w:val="List Table 4 - Accent 5"/>
-    <w:basedOn w:val="764"/>
+    <w:basedOn w:val="765"/>
     <w:uiPriority w:val="99"/>
     <w:pPr>
       <w:pBdr/>
@@ -42825,9 +42889,9 @@
       </w:tcPr>
     </w:tblStylePr>
   </w:style>
-  <w:style w:type="table" w:styleId="848">
+  <w:style w:type="table" w:styleId="849">
     <w:name w:val="List Table 4 - Accent 6"/>
-    <w:basedOn w:val="764"/>
+    <w:basedOn w:val="765"/>
     <w:uiPriority w:val="99"/>
     <w:pPr>
       <w:pBdr/>
@@ -43050,9 +43114,9 @@
       </w:tcPr>
     </w:tblStylePr>
   </w:style>
-  <w:style w:type="table" w:styleId="849">
+  <w:style w:type="table" w:styleId="850">
     <w:name w:val="List Table 5 Dark"/>
-    <w:basedOn w:val="764"/>
+    <w:basedOn w:val="765"/>
     <w:uiPriority w:val="99"/>
     <w:pPr>
       <w:pBdr/>
@@ -43292,9 +43356,9 @@
       </w:tcPr>
     </w:tblStylePr>
   </w:style>
-  <w:style w:type="table" w:styleId="850">
+  <w:style w:type="table" w:styleId="851">
     <w:name w:val="List Table 5 Dark - Accent 1"/>
-    <w:basedOn w:val="764"/>
+    <w:basedOn w:val="765"/>
     <w:uiPriority w:val="99"/>
     <w:pPr>
       <w:pBdr/>
@@ -43534,9 +43598,9 @@
       </w:tcPr>
     </w:tblStylePr>
   </w:style>
-  <w:style w:type="table" w:styleId="851">
+  <w:style w:type="table" w:styleId="852">
     <w:name w:val="List Table 5 Dark - Accent 2"/>
-    <w:basedOn w:val="764"/>
+    <w:basedOn w:val="765"/>
     <w:uiPriority w:val="99"/>
     <w:pPr>
       <w:pBdr/>
@@ -43776,9 +43840,9 @@
       </w:tcPr>
     </w:tblStylePr>
   </w:style>
-  <w:style w:type="table" w:styleId="852">
+  <w:style w:type="table" w:styleId="853">
     <w:name w:val="List Table 5 Dark - Accent 3"/>
-    <w:basedOn w:val="764"/>
+    <w:basedOn w:val="765"/>
     <w:uiPriority w:val="99"/>
     <w:pPr>
       <w:pBdr/>
@@ -44018,9 +44082,9 @@
       </w:tcPr>
     </w:tblStylePr>
   </w:style>
-  <w:style w:type="table" w:styleId="853">
+  <w:style w:type="table" w:styleId="854">
     <w:name w:val="List Table 5 Dark - Accent 4"/>
-    <w:basedOn w:val="764"/>
+    <w:basedOn w:val="765"/>
     <w:uiPriority w:val="99"/>
     <w:pPr>
       <w:pBdr/>
@@ -44260,9 +44324,9 @@
       </w:tcPr>
     </w:tblStylePr>
   </w:style>
-  <w:style w:type="table" w:styleId="854">
+  <w:style w:type="table" w:styleId="855">
     <w:name w:val="List Table 5 Dark - Accent 5"/>
-    <w:basedOn w:val="764"/>
+    <w:basedOn w:val="765"/>
     <w:uiPriority w:val="99"/>
     <w:pPr>
       <w:pBdr/>
@@ -44502,9 +44566,9 @@
       </w:tcPr>
     </w:tblStylePr>
   </w:style>
-  <w:style w:type="table" w:styleId="855">
+  <w:style w:type="table" w:styleId="856">
     <w:name w:val="List Table 5 Dark - Accent 6"/>
-    <w:basedOn w:val="764"/>
+    <w:basedOn w:val="765"/>
     <w:uiPriority w:val="99"/>
     <w:pPr>
       <w:pBdr/>
@@ -44744,9 +44808,9 @@
       </w:tcPr>
     </w:tblStylePr>
   </w:style>
-  <w:style w:type="table" w:styleId="856">
+  <w:style w:type="table" w:styleId="857">
     <w:name w:val="List Table 6 Colorful"/>
-    <w:basedOn w:val="764"/>
+    <w:basedOn w:val="765"/>
     <w:uiPriority w:val="99"/>
     <w:pPr>
       <w:pBdr/>
@@ -44967,9 +45031,9 @@
       </w:tcPr>
     </w:tblStylePr>
   </w:style>
-  <w:style w:type="table" w:styleId="857">
+  <w:style w:type="table" w:styleId="858">
     <w:name w:val="List Table 6 Colorful - Accent 1"/>
-    <w:basedOn w:val="764"/>
+    <w:basedOn w:val="765"/>
     <w:uiPriority w:val="99"/>
     <w:pPr>
       <w:pBdr/>
@@ -45190,9 +45254,9 @@
       </w:tcPr>
     </w:tblStylePr>
   </w:style>
-  <w:style w:type="table" w:styleId="858">
+  <w:style w:type="table" w:styleId="859">
     <w:name w:val="List Table 6 Colorful - Accent 2"/>
-    <w:basedOn w:val="764"/>
+    <w:basedOn w:val="765"/>
     <w:uiPriority w:val="99"/>
     <w:pPr>
       <w:pBdr/>
@@ -45413,9 +45477,9 @@
       </w:tcPr>
     </w:tblStylePr>
   </w:style>
-  <w:style w:type="table" w:styleId="859">
+  <w:style w:type="table" w:styleId="860">
     <w:name w:val="List Table 6 Colorful - Accent 3"/>
-    <w:basedOn w:val="764"/>
+    <w:basedOn w:val="765"/>
     <w:uiPriority w:val="99"/>
     <w:pPr>
       <w:pBdr/>
@@ -45636,9 +45700,9 @@
       </w:tcPr>
     </w:tblStylePr>
   </w:style>
-  <w:style w:type="table" w:styleId="860">
+  <w:style w:type="table" w:styleId="861">
     <w:name w:val="List Table 6 Colorful - Accent 4"/>
-    <w:basedOn w:val="764"/>
+    <w:basedOn w:val="765"/>
     <w:uiPriority w:val="99"/>
     <w:pPr>
       <w:pBdr/>
@@ -45859,9 +45923,9 @@
       </w:tcPr>
     </w:tblStylePr>
   </w:style>
-  <w:style w:type="table" w:styleId="861">
+  <w:style w:type="table" w:styleId="862">
     <w:name w:val="List Table 6 Colorful - Accent 5"/>
-    <w:basedOn w:val="764"/>
+    <w:basedOn w:val="765"/>
     <w:uiPriority w:val="99"/>
     <w:pPr>
       <w:pBdr/>
@@ -46082,9 +46146,9 @@
       </w:tcPr>
     </w:tblStylePr>
   </w:style>
-  <w:style w:type="table" w:styleId="862">
+  <w:style w:type="table" w:styleId="863">
     <w:name w:val="List Table 6 Colorful - Accent 6"/>
-    <w:basedOn w:val="764"/>
+    <w:basedOn w:val="765"/>
     <w:uiPriority w:val="99"/>
     <w:pPr>
       <w:pBdr/>
@@ -46305,9 +46369,9 @@
       </w:tcPr>
     </w:tblStylePr>
   </w:style>
-  <w:style w:type="table" w:styleId="863">
+  <w:style w:type="table" w:styleId="864">
     <w:name w:val="List Table 7 Colorful"/>
-    <w:basedOn w:val="764"/>
+    <w:basedOn w:val="765"/>
     <w:uiPriority w:val="99"/>
     <w:pPr>
       <w:pBdr/>
@@ -46561,9 +46625,9 @@
       </w:tcPr>
     </w:tblStylePr>
   </w:style>
-  <w:style w:type="table" w:styleId="864">
+  <w:style w:type="table" w:styleId="865">
     <w:name w:val="List Table 7 Colorful - Accent 1"/>
-    <w:basedOn w:val="764"/>
+    <w:basedOn w:val="765"/>
     <w:uiPriority w:val="99"/>
     <w:pPr>
       <w:pBdr/>
@@ -46817,9 +46881,9 @@
       </w:tcPr>
     </w:tblStylePr>
   </w:style>
-  <w:style w:type="table" w:styleId="865">
+  <w:style w:type="table" w:styleId="866">
     <w:name w:val="List Table 7 Colorful - Accent 2"/>
-    <w:basedOn w:val="764"/>
+    <w:basedOn w:val="765"/>
     <w:uiPriority w:val="99"/>
     <w:pPr>
       <w:pBdr/>
@@ -47073,9 +47137,9 @@
       </w:tcPr>
     </w:tblStylePr>
   </w:style>
-  <w:style w:type="table" w:styleId="866">
+  <w:style w:type="table" w:styleId="867">
     <w:name w:val="List Table 7 Colorful - Accent 3"/>
-    <w:basedOn w:val="764"/>
+    <w:basedOn w:val="765"/>
     <w:uiPriority w:val="99"/>
     <w:pPr>
       <w:pBdr/>
@@ -47329,9 +47393,9 @@
       </w:tcPr>
     </w:tblStylePr>
   </w:style>
-  <w:style w:type="table" w:styleId="867">
+  <w:style w:type="table" w:styleId="868">
     <w:name w:val="List Table 7 Colorful - Accent 4"/>
-    <w:basedOn w:val="764"/>
+    <w:basedOn w:val="765"/>
     <w:uiPriority w:val="99"/>
     <w:pPr>
       <w:pBdr/>
@@ -47585,9 +47649,9 @@
       </w:tcPr>
     </w:tblStylePr>
   </w:style>
-  <w:style w:type="table" w:styleId="868">
+  <w:style w:type="table" w:styleId="869">
     <w:name w:val="List Table 7 Colorful - Accent 5"/>
-    <w:basedOn w:val="764"/>
+    <w:basedOn w:val="765"/>
     <w:uiPriority w:val="99"/>
     <w:pPr>
       <w:pBdr/>
@@ -47841,9 +47905,9 @@
       </w:tcPr>
     </w:tblStylePr>
   </w:style>
-  <w:style w:type="table" w:styleId="869">
+  <w:style w:type="table" w:styleId="870">
     <w:name w:val="List Table 7 Colorful - Accent 6"/>
-    <w:basedOn w:val="764"/>
+    <w:basedOn w:val="765"/>
     <w:uiPriority w:val="99"/>
     <w:pPr>
       <w:pBdr/>
@@ -48097,9 +48161,9 @@
       </w:tcPr>
     </w:tblStylePr>
   </w:style>
-  <w:style w:type="table" w:styleId="870">
+  <w:style w:type="table" w:styleId="871">
     <w:name w:val="Lined - Accent"/>
-    <w:basedOn w:val="764"/>
+    <w:basedOn w:val="765"/>
     <w:uiPriority w:val="99"/>
     <w:pPr>
       <w:pBdr/>
@@ -48334,9 +48398,9 @@
       </w:tcPr>
     </w:tblStylePr>
   </w:style>
-  <w:style w:type="table" w:styleId="871">
+  <w:style w:type="table" w:styleId="872">
     <w:name w:val="Lined - Accent 1"/>
-    <w:basedOn w:val="764"/>
+    <w:basedOn w:val="765"/>
     <w:uiPriority w:val="99"/>
     <w:pPr>
       <w:pBdr/>
@@ -48571,9 +48635,9 @@
       </w:tcPr>
     </w:tblStylePr>
   </w:style>
-  <w:style w:type="table" w:styleId="872">
+  <w:style w:type="table" w:styleId="873">
     <w:name w:val="Lined - Accent 2"/>
-    <w:basedOn w:val="764"/>
+    <w:basedOn w:val="765"/>
     <w:uiPriority w:val="99"/>
     <w:pPr>
       <w:pBdr/>
@@ -48808,9 +48872,9 @@
       </w:tcPr>
     </w:tblStylePr>
   </w:style>
-  <w:style w:type="table" w:styleId="873">
+  <w:style w:type="table" w:styleId="874">
     <w:name w:val="Lined - Accent 3"/>
-    <w:basedOn w:val="764"/>
+    <w:basedOn w:val="765"/>
     <w:uiPriority w:val="99"/>
     <w:pPr>
       <w:pBdr/>
@@ -49045,9 +49109,9 @@
       </w:tcPr>
     </w:tblStylePr>
   </w:style>
-  <w:style w:type="table" w:styleId="874">
+  <w:style w:type="table" w:styleId="875">
     <w:name w:val="Lined - Accent 4"/>
-    <w:basedOn w:val="764"/>
+    <w:basedOn w:val="765"/>
     <w:uiPriority w:val="99"/>
     <w:pPr>
       <w:pBdr/>
@@ -49282,9 +49346,9 @@
       </w:tcPr>
     </w:tblStylePr>
   </w:style>
-  <w:style w:type="table" w:styleId="875">
+  <w:style w:type="table" w:styleId="876">
     <w:name w:val="Lined - Accent 5"/>
-    <w:basedOn w:val="764"/>
+    <w:basedOn w:val="765"/>
     <w:uiPriority w:val="99"/>
     <w:pPr>
       <w:pBdr/>
@@ -49519,9 +49583,9 @@
       </w:tcPr>
     </w:tblStylePr>
   </w:style>
-  <w:style w:type="table" w:styleId="876">
+  <w:style w:type="table" w:styleId="877">
     <w:name w:val="Lined - Accent 6"/>
-    <w:basedOn w:val="764"/>
+    <w:basedOn w:val="765"/>
     <w:uiPriority w:val="99"/>
     <w:pPr>
       <w:pBdr/>
@@ -49756,9 +49820,9 @@
       </w:tcPr>
     </w:tblStylePr>
   </w:style>
-  <w:style w:type="table" w:styleId="877">
+  <w:style w:type="table" w:styleId="878">
     <w:name w:val="Bordered &amp; Lined - Accent"/>
-    <w:basedOn w:val="764"/>
+    <w:basedOn w:val="765"/>
     <w:uiPriority w:val="99"/>
     <w:pPr>
       <w:pBdr/>
@@ -50000,9 +50064,9 @@
       </w:tcPr>
     </w:tblStylePr>
   </w:style>
-  <w:style w:type="table" w:styleId="878">
+  <w:style w:type="table" w:styleId="879">
     <w:name w:val="Bordered &amp; Lined - Accent 1"/>
-    <w:basedOn w:val="764"/>
+    <w:basedOn w:val="765"/>
     <w:uiPriority w:val="99"/>
     <w:pPr>
       <w:pBdr/>
@@ -50244,9 +50308,9 @@
       </w:tcPr>
     </w:tblStylePr>
   </w:style>
-  <w:style w:type="table" w:styleId="879">
+  <w:style w:type="table" w:styleId="880">
     <w:name w:val="Bordered &amp; Lined - Accent 2"/>
-    <w:basedOn w:val="764"/>
+    <w:basedOn w:val="765"/>
     <w:uiPriority w:val="99"/>
     <w:pPr>
       <w:pBdr/>
@@ -50488,9 +50552,9 @@
       </w:tcPr>
     </w:tblStylePr>
   </w:style>
-  <w:style w:type="table" w:styleId="880">
+  <w:style w:type="table" w:styleId="881">
     <w:name w:val="Bordered &amp; Lined - Accent 3"/>
-    <w:basedOn w:val="764"/>
+    <w:basedOn w:val="765"/>
     <w:uiPriority w:val="99"/>
     <w:pPr>
       <w:pBdr/>
@@ -50732,9 +50796,9 @@
       </w:tcPr>
     </w:tblStylePr>
   </w:style>
-  <w:style w:type="table" w:styleId="881">
+  <w:style w:type="table" w:styleId="882">
     <w:name w:val="Bordered &amp; Lined - Accent 4"/>
-    <w:basedOn w:val="764"/>
+    <w:basedOn w:val="765"/>
     <w:uiPriority w:val="99"/>
     <w:pPr>
       <w:pBdr/>
@@ -50976,9 +51040,9 @@
       </w:tcPr>
     </w:tblStylePr>
   </w:style>
-  <w:style w:type="table" w:styleId="882">
+  <w:style w:type="table" w:styleId="883">
     <w:name w:val="Bordered &amp; Lined - Accent 5"/>
-    <w:basedOn w:val="764"/>
+    <w:basedOn w:val="765"/>
     <w:uiPriority w:val="99"/>
     <w:pPr>
       <w:pBdr/>
@@ -51220,9 +51284,9 @@
       </w:tcPr>
     </w:tblStylePr>
   </w:style>
-  <w:style w:type="table" w:styleId="883">
+  <w:style w:type="table" w:styleId="884">
     <w:name w:val="Bordered &amp; Lined - Accent 6"/>
-    <w:basedOn w:val="764"/>
+    <w:basedOn w:val="765"/>
     <w:uiPriority w:val="99"/>
     <w:pPr>
       <w:pBdr/>
@@ -51464,9 +51528,9 @@
       </w:tcPr>
     </w:tblStylePr>
   </w:style>
-  <w:style w:type="table" w:styleId="884">
+  <w:style w:type="table" w:styleId="885">
     <w:name w:val="Bordered"/>
-    <w:basedOn w:val="764"/>
+    <w:basedOn w:val="765"/>
     <w:uiPriority w:val="99"/>
     <w:pPr>
       <w:pBdr/>
@@ -51695,9 +51759,9 @@
       </w:tcPr>
     </w:tblStylePr>
   </w:style>
-  <w:style w:type="table" w:styleId="885">
+  <w:style w:type="table" w:styleId="886">
     <w:name w:val="Bordered - Accent 1"/>
-    <w:basedOn w:val="764"/>
+    <w:basedOn w:val="765"/>
     <w:uiPriority w:val="99"/>
     <w:pPr>
       <w:pBdr/>
@@ -51926,9 +51990,9 @@
       </w:tcPr>
     </w:tblStylePr>
   </w:style>
-  <w:style w:type="table" w:styleId="886">
+  <w:style w:type="table" w:styleId="887">
     <w:name w:val="Bordered - Accent 2"/>
-    <w:basedOn w:val="764"/>
+    <w:basedOn w:val="765"/>
     <w:uiPriority w:val="99"/>
     <w:pPr>
       <w:pBdr/>
@@ -52157,9 +52221,9 @@
       </w:tcPr>
     </w:tblStylePr>
   </w:style>
-  <w:style w:type="table" w:styleId="887">
+  <w:style w:type="table" w:styleId="888">
     <w:name w:val="Bordered - Accent 3"/>
-    <w:basedOn w:val="764"/>
+    <w:basedOn w:val="765"/>
     <w:uiPriority w:val="99"/>
     <w:pPr>
       <w:pBdr/>
@@ -52388,9 +52452,9 @@
       </w:tcPr>
     </w:tblStylePr>
   </w:style>
-  <w:style w:type="table" w:styleId="888">
+  <w:style w:type="table" w:styleId="889">
     <w:name w:val="Bordered - Accent 4"/>
-    <w:basedOn w:val="764"/>
+    <w:basedOn w:val="765"/>
     <w:uiPriority w:val="99"/>
     <w:pPr>
       <w:pBdr/>
@@ -52619,9 +52683,9 @@
       </w:tcPr>
     </w:tblStylePr>
   </w:style>
-  <w:style w:type="table" w:styleId="889">
+  <w:style w:type="table" w:styleId="890">
     <w:name w:val="Bordered - Accent 5"/>
-    <w:basedOn w:val="764"/>
+    <w:basedOn w:val="765"/>
     <w:uiPriority w:val="99"/>
     <w:pPr>
       <w:pBdr/>
@@ -52850,9 +52914,9 @@
       </w:tcPr>
     </w:tblStylePr>
   </w:style>
-  <w:style w:type="table" w:styleId="890">
+  <w:style w:type="table" w:styleId="891">
     <w:name w:val="Bordered - Accent 6"/>
-    <w:basedOn w:val="764"/>
+    <w:basedOn w:val="765"/>
     <w:uiPriority w:val="99"/>
     <w:pPr>
       <w:pBdr/>
@@ -53081,11 +53145,11 @@
       </w:tcPr>
     </w:tblStylePr>
   </w:style>
-  <w:style w:type="paragraph" w:styleId="891">
+  <w:style w:type="paragraph" w:styleId="892">
     <w:name w:val="Heading 7"/>
-    <w:basedOn w:val="946"/>
-    <w:next w:val="946"/>
-    <w:link w:val="902"/>
+    <w:basedOn w:val="947"/>
+    <w:next w:val="947"/>
+    <w:link w:val="903"/>
     <w:uiPriority w:val="9"/>
     <w:unhideWhenUsed/>
     <w:qFormat/>
@@ -53102,11 +53166,11 @@
       <w:color w:val="595959" w:themeColor="text1" w:themeTint="A6"/>
     </w:rPr>
   </w:style>
-  <w:style w:type="paragraph" w:styleId="892">
+  <w:style w:type="paragraph" w:styleId="893">
     <w:name w:val="Heading 8"/>
-    <w:basedOn w:val="946"/>
-    <w:next w:val="946"/>
-    <w:link w:val="903"/>
+    <w:basedOn w:val="947"/>
+    <w:next w:val="947"/>
+    <w:link w:val="904"/>
     <w:uiPriority w:val="9"/>
     <w:unhideWhenUsed/>
     <w:qFormat/>
@@ -53125,11 +53189,11 @@
       <w:color w:val="272727" w:themeColor="text1" w:themeTint="D8"/>
     </w:rPr>
   </w:style>
-  <w:style w:type="paragraph" w:styleId="893">
+  <w:style w:type="paragraph" w:styleId="894">
     <w:name w:val="Heading 9"/>
-    <w:basedOn w:val="946"/>
-    <w:next w:val="946"/>
-    <w:link w:val="904"/>
+    <w:basedOn w:val="947"/>
+    <w:next w:val="947"/>
+    <w:link w:val="905"/>
     <w:uiPriority w:val="9"/>
     <w:unhideWhenUsed/>
     <w:qFormat/>
@@ -53148,7 +53212,7 @@
       <w:color w:val="272727" w:themeColor="text1" w:themeTint="D8"/>
     </w:rPr>
   </w:style>
-  <w:style w:type="character" w:styleId="894" w:default="1">
+  <w:style w:type="character" w:styleId="895" w:default="1">
     <w:name w:val="Default Paragraph Font"/>
     <w:uiPriority w:val="1"/>
     <w:semiHidden/>
@@ -53159,7 +53223,7 @@
       <w:ind/>
     </w:pPr>
   </w:style>
-  <w:style w:type="numbering" w:styleId="895" w:default="1">
+  <w:style w:type="numbering" w:styleId="896" w:default="1">
     <w:name w:val="No List"/>
     <w:uiPriority w:val="99"/>
     <w:semiHidden/>
@@ -53170,10 +53234,10 @@
       <w:ind/>
     </w:pPr>
   </w:style>
-  <w:style w:type="character" w:styleId="896">
+  <w:style w:type="character" w:styleId="897">
     <w:name w:val="Heading 1 Char"/>
-    <w:basedOn w:val="894"/>
-    <w:link w:val="947"/>
+    <w:basedOn w:val="895"/>
+    <w:link w:val="948"/>
     <w:uiPriority w:val="9"/>
     <w:pPr>
       <w:pBdr/>
@@ -53187,10 +53251,10 @@
       <w:szCs w:val="40"/>
     </w:rPr>
   </w:style>
-  <w:style w:type="character" w:styleId="897">
+  <w:style w:type="character" w:styleId="898">
     <w:name w:val="Heading 2 Char"/>
-    <w:basedOn w:val="894"/>
-    <w:link w:val="948"/>
+    <w:basedOn w:val="895"/>
+    <w:link w:val="949"/>
     <w:uiPriority w:val="9"/>
     <w:pPr>
       <w:pBdr/>
@@ -53204,10 +53268,10 @@
       <w:szCs w:val="32"/>
     </w:rPr>
   </w:style>
-  <w:style w:type="character" w:styleId="898">
+  <w:style w:type="character" w:styleId="899">
     <w:name w:val="Heading 3 Char"/>
-    <w:basedOn w:val="894"/>
-    <w:link w:val="949"/>
+    <w:basedOn w:val="895"/>
+    <w:link w:val="950"/>
     <w:uiPriority w:val="9"/>
     <w:pPr>
       <w:pBdr/>
@@ -53221,10 +53285,10 @@
       <w:szCs w:val="28"/>
     </w:rPr>
   </w:style>
-  <w:style w:type="character" w:styleId="899">
+  <w:style w:type="character" w:styleId="900">
     <w:name w:val="Heading 4 Char"/>
-    <w:basedOn w:val="894"/>
-    <w:link w:val="950"/>
+    <w:basedOn w:val="895"/>
+    <w:link w:val="951"/>
     <w:uiPriority w:val="9"/>
     <w:pPr>
       <w:pBdr/>
@@ -53238,10 +53302,10 @@
       <w:color w:val="0f4761" w:themeColor="accent1" w:themeShade="BF"/>
     </w:rPr>
   </w:style>
-  <w:style w:type="character" w:styleId="900">
+  <w:style w:type="character" w:styleId="901">
     <w:name w:val="Heading 5 Char"/>
-    <w:basedOn w:val="894"/>
-    <w:link w:val="951"/>
+    <w:basedOn w:val="895"/>
+    <w:link w:val="952"/>
     <w:uiPriority w:val="9"/>
     <w:pPr>
       <w:pBdr/>
@@ -53253,10 +53317,10 @@
       <w:color w:val="0f4761" w:themeColor="accent1" w:themeShade="BF"/>
     </w:rPr>
   </w:style>
-  <w:style w:type="character" w:styleId="901">
+  <w:style w:type="character" w:styleId="902">
     <w:name w:val="Heading 6 Char"/>
-    <w:basedOn w:val="894"/>
-    <w:link w:val="952"/>
+    <w:basedOn w:val="895"/>
+    <w:link w:val="953"/>
     <w:uiPriority w:val="9"/>
     <w:pPr>
       <w:pBdr/>
@@ -53270,10 +53334,10 @@
       <w:color w:val="595959" w:themeColor="text1" w:themeTint="A6"/>
     </w:rPr>
   </w:style>
-  <w:style w:type="character" w:styleId="902">
+  <w:style w:type="character" w:styleId="903">
     <w:name w:val="Heading 7 Char"/>
-    <w:basedOn w:val="894"/>
-    <w:link w:val="891"/>
+    <w:basedOn w:val="895"/>
+    <w:link w:val="892"/>
     <w:uiPriority w:val="9"/>
     <w:pPr>
       <w:pBdr/>
@@ -53285,26 +53349,9 @@
       <w:color w:val="595959" w:themeColor="text1" w:themeTint="A6"/>
     </w:rPr>
   </w:style>
-  <w:style w:type="character" w:styleId="903">
+  <w:style w:type="character" w:styleId="904">
     <w:name w:val="Heading 8 Char"/>
-    <w:basedOn w:val="894"/>
-    <w:link w:val="892"/>
-    <w:uiPriority w:val="9"/>
-    <w:pPr>
-      <w:pBdr/>
-      <w:spacing/>
-      <w:ind/>
-    </w:pPr>
-    <w:rPr>
-      <w:rFonts w:ascii="Arial" w:hAnsi="Arial" w:eastAsia="Arial" w:cs="Arial"/>
-      <w:i/>
-      <w:iCs/>
-      <w:color w:val="272727" w:themeColor="text1" w:themeTint="D8"/>
-    </w:rPr>
-  </w:style>
-  <w:style w:type="character" w:styleId="904">
-    <w:name w:val="Heading 9 Char"/>
-    <w:basedOn w:val="894"/>
+    <w:basedOn w:val="895"/>
     <w:link w:val="893"/>
     <w:uiPriority w:val="9"/>
     <w:pPr>
@@ -53320,9 +53367,26 @@
     </w:rPr>
   </w:style>
   <w:style w:type="character" w:styleId="905">
+    <w:name w:val="Heading 9 Char"/>
+    <w:basedOn w:val="895"/>
+    <w:link w:val="894"/>
+    <w:uiPriority w:val="9"/>
+    <w:pPr>
+      <w:pBdr/>
+      <w:spacing/>
+      <w:ind/>
+    </w:pPr>
+    <w:rPr>
+      <w:rFonts w:ascii="Arial" w:hAnsi="Arial" w:eastAsia="Arial" w:cs="Arial"/>
+      <w:i/>
+      <w:iCs/>
+      <w:color w:val="272727" w:themeColor="text1" w:themeTint="D8"/>
+    </w:rPr>
+  </w:style>
+  <w:style w:type="character" w:styleId="906">
     <w:name w:val="Title Char"/>
-    <w:basedOn w:val="894"/>
-    <w:link w:val="953"/>
+    <w:basedOn w:val="895"/>
+    <w:link w:val="954"/>
     <w:uiPriority w:val="10"/>
     <w:pPr>
       <w:pBdr/>
@@ -53336,10 +53400,10 @@
       <w:szCs w:val="56"/>
     </w:rPr>
   </w:style>
-  <w:style w:type="character" w:styleId="906">
+  <w:style w:type="character" w:styleId="907">
     <w:name w:val="Subtitle Char"/>
-    <w:basedOn w:val="894"/>
-    <w:link w:val="954"/>
+    <w:basedOn w:val="895"/>
+    <w:link w:val="955"/>
     <w:uiPriority w:val="11"/>
     <w:pPr>
       <w:pBdr/>
@@ -53353,11 +53417,11 @@
       <w:szCs w:val="28"/>
     </w:rPr>
   </w:style>
-  <w:style w:type="paragraph" w:styleId="907">
+  <w:style w:type="paragraph" w:styleId="908">
     <w:name w:val="Quote"/>
-    <w:basedOn w:val="946"/>
-    <w:next w:val="946"/>
-    <w:link w:val="908"/>
+    <w:basedOn w:val="947"/>
+    <w:next w:val="947"/>
+    <w:link w:val="909"/>
     <w:uiPriority w:val="29"/>
     <w:qFormat/>
     <w:pPr>
@@ -53372,10 +53436,10 @@
       <w:color w:val="404040" w:themeColor="text1" w:themeTint="BF"/>
     </w:rPr>
   </w:style>
-  <w:style w:type="character" w:styleId="908">
+  <w:style w:type="character" w:styleId="909">
     <w:name w:val="Quote Char"/>
-    <w:basedOn w:val="894"/>
-    <w:link w:val="907"/>
+    <w:basedOn w:val="895"/>
+    <w:link w:val="908"/>
     <w:uiPriority w:val="29"/>
     <w:pPr>
       <w:pBdr/>
@@ -53388,9 +53452,9 @@
       <w:color w:val="404040" w:themeColor="text1" w:themeTint="BF"/>
     </w:rPr>
   </w:style>
-  <w:style w:type="paragraph" w:styleId="909">
+  <w:style w:type="paragraph" w:styleId="910">
     <w:name w:val="List Paragraph"/>
-    <w:basedOn w:val="946"/>
+    <w:basedOn w:val="947"/>
     <w:uiPriority w:val="34"/>
     <w:qFormat/>
     <w:pPr>
@@ -53400,9 +53464,9 @@
       <w:contextualSpacing w:val="true"/>
     </w:pPr>
   </w:style>
-  <w:style w:type="character" w:styleId="910">
+  <w:style w:type="character" w:styleId="911">
     <w:name w:val="Intense Emphasis"/>
-    <w:basedOn w:val="894"/>
+    <w:basedOn w:val="895"/>
     <w:uiPriority w:val="21"/>
     <w:qFormat/>
     <w:pPr>
@@ -53416,11 +53480,11 @@
       <w:color w:val="0f4761" w:themeColor="accent1" w:themeShade="BF"/>
     </w:rPr>
   </w:style>
-  <w:style w:type="paragraph" w:styleId="911">
+  <w:style w:type="paragraph" w:styleId="912">
     <w:name w:val="Intense Quote"/>
-    <w:basedOn w:val="946"/>
-    <w:next w:val="946"/>
-    <w:link w:val="912"/>
+    <w:basedOn w:val="947"/>
+    <w:next w:val="947"/>
+    <w:link w:val="913"/>
     <w:uiPriority w:val="30"/>
     <w:qFormat/>
     <w:pPr>
@@ -53438,10 +53502,10 @@
       <w:color w:val="0f4761" w:themeColor="accent1" w:themeShade="BF"/>
     </w:rPr>
   </w:style>
-  <w:style w:type="character" w:styleId="912">
+  <w:style w:type="character" w:styleId="913">
     <w:name w:val="Intense Quote Char"/>
-    <w:basedOn w:val="894"/>
-    <w:link w:val="911"/>
+    <w:basedOn w:val="895"/>
+    <w:link w:val="912"/>
     <w:uiPriority w:val="30"/>
     <w:pPr>
       <w:pBdr/>
@@ -53454,9 +53518,9 @@
       <w:color w:val="0f4761" w:themeColor="accent1" w:themeShade="BF"/>
     </w:rPr>
   </w:style>
-  <w:style w:type="character" w:styleId="913">
+  <w:style w:type="character" w:styleId="914">
     <w:name w:val="Intense Reference"/>
-    <w:basedOn w:val="894"/>
+    <w:basedOn w:val="895"/>
     <w:uiPriority w:val="32"/>
     <w:qFormat/>
     <w:pPr>
@@ -53472,9 +53536,9 @@
       <w:spacing w:val="5"/>
     </w:rPr>
   </w:style>
-  <w:style w:type="paragraph" w:styleId="914">
+  <w:style w:type="paragraph" w:styleId="915">
     <w:name w:val="No Spacing"/>
-    <w:basedOn w:val="946"/>
+    <w:basedOn w:val="947"/>
     <w:uiPriority w:val="1"/>
     <w:qFormat/>
     <w:pPr>
@@ -53483,9 +53547,9 @@
       <w:ind/>
     </w:pPr>
   </w:style>
-  <w:style w:type="character" w:styleId="915">
+  <w:style w:type="character" w:styleId="916">
     <w:name w:val="Subtle Emphasis"/>
-    <w:basedOn w:val="894"/>
+    <w:basedOn w:val="895"/>
     <w:uiPriority w:val="19"/>
     <w:qFormat/>
     <w:pPr>
@@ -53499,9 +53563,9 @@
       <w:color w:val="404040" w:themeColor="text1" w:themeTint="BF"/>
     </w:rPr>
   </w:style>
-  <w:style w:type="character" w:styleId="916">
+  <w:style w:type="character" w:styleId="917">
     <w:name w:val="Emphasis"/>
-    <w:basedOn w:val="894"/>
+    <w:basedOn w:val="895"/>
     <w:uiPriority w:val="20"/>
     <w:qFormat/>
     <w:pPr>
@@ -53514,9 +53578,9 @@
       <w:iCs/>
     </w:rPr>
   </w:style>
-  <w:style w:type="character" w:styleId="917">
+  <w:style w:type="character" w:styleId="918">
     <w:name w:val="Strong"/>
-    <w:basedOn w:val="894"/>
+    <w:basedOn w:val="895"/>
     <w:uiPriority w:val="22"/>
     <w:qFormat/>
     <w:pPr>
@@ -53529,9 +53593,9 @@
       <w:bCs/>
     </w:rPr>
   </w:style>
-  <w:style w:type="character" w:styleId="918">
+  <w:style w:type="character" w:styleId="919">
     <w:name w:val="Subtle Reference"/>
-    <w:basedOn w:val="894"/>
+    <w:basedOn w:val="895"/>
     <w:uiPriority w:val="31"/>
     <w:qFormat/>
     <w:pPr>
@@ -53544,9 +53608,9 @@
       <w:color w:val="5a5a5a" w:themeColor="text1" w:themeTint="A5"/>
     </w:rPr>
   </w:style>
-  <w:style w:type="character" w:styleId="919">
+  <w:style w:type="character" w:styleId="920">
     <w:name w:val="Book Title"/>
-    <w:basedOn w:val="894"/>
+    <w:basedOn w:val="895"/>
     <w:uiPriority w:val="33"/>
     <w:qFormat/>
     <w:pPr>
@@ -53562,10 +53626,10 @@
       <w:spacing w:val="5"/>
     </w:rPr>
   </w:style>
-  <w:style w:type="paragraph" w:styleId="920">
+  <w:style w:type="paragraph" w:styleId="921">
     <w:name w:val="Header"/>
-    <w:basedOn w:val="946"/>
-    <w:link w:val="921"/>
+    <w:basedOn w:val="947"/>
+    <w:link w:val="922"/>
     <w:uiPriority w:val="99"/>
     <w:unhideWhenUsed/>
     <w:pPr>
@@ -53578,10 +53642,10 @@
       <w:ind/>
     </w:pPr>
   </w:style>
-  <w:style w:type="character" w:styleId="921">
+  <w:style w:type="character" w:styleId="922">
     <w:name w:val="Header Char"/>
-    <w:basedOn w:val="894"/>
-    <w:link w:val="920"/>
+    <w:basedOn w:val="895"/>
+    <w:link w:val="921"/>
     <w:uiPriority w:val="99"/>
     <w:pPr>
       <w:pBdr/>
@@ -53589,10 +53653,10 @@
       <w:ind/>
     </w:pPr>
   </w:style>
-  <w:style w:type="paragraph" w:styleId="922">
+  <w:style w:type="paragraph" w:styleId="923">
     <w:name w:val="Footer"/>
-    <w:basedOn w:val="946"/>
-    <w:link w:val="923"/>
+    <w:basedOn w:val="947"/>
+    <w:link w:val="924"/>
     <w:uiPriority w:val="99"/>
     <w:unhideWhenUsed/>
     <w:pPr>
@@ -53605,10 +53669,10 @@
       <w:ind/>
     </w:pPr>
   </w:style>
-  <w:style w:type="character" w:styleId="923">
+  <w:style w:type="character" w:styleId="924">
     <w:name w:val="Footer Char"/>
-    <w:basedOn w:val="894"/>
-    <w:link w:val="922"/>
+    <w:basedOn w:val="895"/>
+    <w:link w:val="923"/>
     <w:uiPriority w:val="99"/>
     <w:pPr>
       <w:pBdr/>
@@ -53616,10 +53680,10 @@
       <w:ind/>
     </w:pPr>
   </w:style>
-  <w:style w:type="paragraph" w:styleId="924">
+  <w:style w:type="paragraph" w:styleId="925">
     <w:name w:val="Caption"/>
-    <w:basedOn w:val="946"/>
-    <w:next w:val="946"/>
+    <w:basedOn w:val="947"/>
+    <w:next w:val="947"/>
     <w:uiPriority w:val="35"/>
     <w:unhideWhenUsed/>
     <w:qFormat/>
@@ -53636,10 +53700,10 @@
       <w:szCs w:val="18"/>
     </w:rPr>
   </w:style>
-  <w:style w:type="paragraph" w:styleId="925">
+  <w:style w:type="paragraph" w:styleId="926">
     <w:name w:val="footnote text"/>
-    <w:basedOn w:val="946"/>
-    <w:link w:val="926"/>
+    <w:basedOn w:val="947"/>
+    <w:link w:val="927"/>
     <w:uiPriority w:val="99"/>
     <w:semiHidden/>
     <w:unhideWhenUsed/>
@@ -53653,10 +53717,10 @@
       <w:szCs w:val="20"/>
     </w:rPr>
   </w:style>
-  <w:style w:type="character" w:styleId="926">
+  <w:style w:type="character" w:styleId="927">
     <w:name w:val="Footnote Text Char"/>
-    <w:basedOn w:val="894"/>
-    <w:link w:val="925"/>
+    <w:basedOn w:val="895"/>
+    <w:link w:val="926"/>
     <w:uiPriority w:val="99"/>
     <w:semiHidden/>
     <w:pPr>
@@ -53669,9 +53733,9 @@
       <w:szCs w:val="20"/>
     </w:rPr>
   </w:style>
-  <w:style w:type="character" w:styleId="927">
+  <w:style w:type="character" w:styleId="928">
     <w:name w:val="footnote reference"/>
-    <w:basedOn w:val="894"/>
+    <w:basedOn w:val="895"/>
     <w:uiPriority w:val="99"/>
     <w:semiHidden/>
     <w:unhideWhenUsed/>
@@ -53684,10 +53748,10 @@
       <w:vertAlign w:val="superscript"/>
     </w:rPr>
   </w:style>
-  <w:style w:type="paragraph" w:styleId="928">
+  <w:style w:type="paragraph" w:styleId="929">
     <w:name w:val="endnote text"/>
-    <w:basedOn w:val="946"/>
-    <w:link w:val="929"/>
+    <w:basedOn w:val="947"/>
+    <w:link w:val="930"/>
     <w:uiPriority w:val="99"/>
     <w:semiHidden/>
     <w:unhideWhenUsed/>
@@ -53701,10 +53765,10 @@
       <w:szCs w:val="20"/>
     </w:rPr>
   </w:style>
-  <w:style w:type="character" w:styleId="929">
+  <w:style w:type="character" w:styleId="930">
     <w:name w:val="Endnote Text Char"/>
-    <w:basedOn w:val="894"/>
-    <w:link w:val="928"/>
+    <w:basedOn w:val="895"/>
+    <w:link w:val="929"/>
     <w:uiPriority w:val="99"/>
     <w:semiHidden/>
     <w:pPr>
@@ -53717,9 +53781,9 @@
       <w:szCs w:val="20"/>
     </w:rPr>
   </w:style>
-  <w:style w:type="character" w:styleId="930">
+  <w:style w:type="character" w:styleId="931">
     <w:name w:val="endnote reference"/>
-    <w:basedOn w:val="894"/>
+    <w:basedOn w:val="895"/>
     <w:uiPriority w:val="99"/>
     <w:semiHidden/>
     <w:unhideWhenUsed/>
@@ -53732,9 +53796,9 @@
       <w:vertAlign w:val="superscript"/>
     </w:rPr>
   </w:style>
-  <w:style w:type="character" w:styleId="931">
+  <w:style w:type="character" w:styleId="932">
     <w:name w:val="Hyperlink"/>
-    <w:basedOn w:val="894"/>
+    <w:basedOn w:val="895"/>
     <w:uiPriority w:val="99"/>
     <w:unhideWhenUsed/>
     <w:pPr>
@@ -53747,9 +53811,9 @@
       <w:u w:val="single"/>
     </w:rPr>
   </w:style>
-  <w:style w:type="character" w:styleId="932">
+  <w:style w:type="character" w:styleId="933">
     <w:name w:val="FollowedHyperlink"/>
-    <w:basedOn w:val="894"/>
+    <w:basedOn w:val="895"/>
     <w:uiPriority w:val="99"/>
     <w:semiHidden/>
     <w:unhideWhenUsed/>
@@ -53763,10 +53827,10 @@
       <w:u w:val="single"/>
     </w:rPr>
   </w:style>
-  <w:style w:type="paragraph" w:styleId="933">
+  <w:style w:type="paragraph" w:styleId="934">
     <w:name w:val="toc 1"/>
-    <w:basedOn w:val="946"/>
-    <w:next w:val="946"/>
+    <w:basedOn w:val="947"/>
+    <w:next w:val="947"/>
     <w:uiPriority w:val="39"/>
     <w:unhideWhenUsed/>
     <w:pPr>
@@ -53775,10 +53839,10 @@
       <w:ind/>
     </w:pPr>
   </w:style>
-  <w:style w:type="paragraph" w:styleId="934">
+  <w:style w:type="paragraph" w:styleId="935">
     <w:name w:val="toc 2"/>
-    <w:basedOn w:val="946"/>
-    <w:next w:val="946"/>
+    <w:basedOn w:val="947"/>
+    <w:next w:val="947"/>
     <w:uiPriority w:val="39"/>
     <w:unhideWhenUsed/>
     <w:pPr>
@@ -53787,10 +53851,10 @@
       <w:ind w:left="220"/>
     </w:pPr>
   </w:style>
-  <w:style w:type="paragraph" w:styleId="935">
+  <w:style w:type="paragraph" w:styleId="936">
     <w:name w:val="toc 3"/>
-    <w:basedOn w:val="946"/>
-    <w:next w:val="946"/>
+    <w:basedOn w:val="947"/>
+    <w:next w:val="947"/>
     <w:uiPriority w:val="39"/>
     <w:unhideWhenUsed/>
     <w:pPr>
@@ -53799,10 +53863,10 @@
       <w:ind w:left="440"/>
     </w:pPr>
   </w:style>
-  <w:style w:type="paragraph" w:styleId="936">
+  <w:style w:type="paragraph" w:styleId="937">
     <w:name w:val="toc 4"/>
-    <w:basedOn w:val="946"/>
-    <w:next w:val="946"/>
+    <w:basedOn w:val="947"/>
+    <w:next w:val="947"/>
     <w:uiPriority w:val="39"/>
     <w:unhideWhenUsed/>
     <w:pPr>
@@ -53811,10 +53875,10 @@
       <w:ind w:left="660"/>
     </w:pPr>
   </w:style>
-  <w:style w:type="paragraph" w:styleId="937">
+  <w:style w:type="paragraph" w:styleId="938">
     <w:name w:val="toc 5"/>
-    <w:basedOn w:val="946"/>
-    <w:next w:val="946"/>
+    <w:basedOn w:val="947"/>
+    <w:next w:val="947"/>
     <w:uiPriority w:val="39"/>
     <w:unhideWhenUsed/>
     <w:pPr>
@@ -53823,10 +53887,10 @@
       <w:ind w:left="880"/>
     </w:pPr>
   </w:style>
-  <w:style w:type="paragraph" w:styleId="938">
+  <w:style w:type="paragraph" w:styleId="939">
     <w:name w:val="toc 6"/>
-    <w:basedOn w:val="946"/>
-    <w:next w:val="946"/>
+    <w:basedOn w:val="947"/>
+    <w:next w:val="947"/>
     <w:uiPriority w:val="39"/>
     <w:unhideWhenUsed/>
     <w:pPr>
@@ -53835,10 +53899,10 @@
       <w:ind w:left="1100"/>
     </w:pPr>
   </w:style>
-  <w:style w:type="paragraph" w:styleId="939">
+  <w:style w:type="paragraph" w:styleId="940">
     <w:name w:val="toc 7"/>
-    <w:basedOn w:val="946"/>
-    <w:next w:val="946"/>
+    <w:basedOn w:val="947"/>
+    <w:next w:val="947"/>
     <w:uiPriority w:val="39"/>
     <w:unhideWhenUsed/>
     <w:pPr>
@@ -53847,10 +53911,10 @@
       <w:ind w:left="1320"/>
     </w:pPr>
   </w:style>
-  <w:style w:type="paragraph" w:styleId="940">
+  <w:style w:type="paragraph" w:styleId="941">
     <w:name w:val="toc 8"/>
-    <w:basedOn w:val="946"/>
-    <w:next w:val="946"/>
+    <w:basedOn w:val="947"/>
+    <w:next w:val="947"/>
     <w:uiPriority w:val="39"/>
     <w:unhideWhenUsed/>
     <w:pPr>
@@ -53859,10 +53923,10 @@
       <w:ind w:left="1540"/>
     </w:pPr>
   </w:style>
-  <w:style w:type="paragraph" w:styleId="941">
+  <w:style w:type="paragraph" w:styleId="942">
     <w:name w:val="toc 9"/>
-    <w:basedOn w:val="946"/>
-    <w:next w:val="946"/>
+    <w:basedOn w:val="947"/>
+    <w:next w:val="947"/>
     <w:uiPriority w:val="39"/>
     <w:unhideWhenUsed/>
     <w:pPr>
@@ -53871,9 +53935,9 @@
       <w:ind w:left="1760"/>
     </w:pPr>
   </w:style>
-  <w:style w:type="character" w:styleId="942">
+  <w:style w:type="character" w:styleId="943">
     <w:name w:val="Placeholder Text"/>
-    <w:basedOn w:val="894"/>
+    <w:basedOn w:val="895"/>
     <w:uiPriority w:val="99"/>
     <w:semiHidden/>
     <w:pPr>
@@ -53885,7 +53949,7 @@
       <w:color w:val="666666"/>
     </w:rPr>
   </w:style>
-  <w:style w:type="paragraph" w:styleId="943">
+  <w:style w:type="paragraph" w:styleId="944">
     <w:name w:val="TOC Heading"/>
     <w:uiPriority w:val="39"/>
     <w:unhideWhenUsed/>
@@ -53895,10 +53959,10 @@
       <w:ind/>
     </w:pPr>
   </w:style>
-  <w:style w:type="paragraph" w:styleId="944">
+  <w:style w:type="paragraph" w:styleId="945">
     <w:name w:val="table of figures"/>
-    <w:basedOn w:val="946"/>
-    <w:next w:val="946"/>
+    <w:basedOn w:val="947"/>
+    <w:next w:val="947"/>
     <w:uiPriority w:val="99"/>
     <w:unhideWhenUsed/>
     <w:pPr>
@@ -53907,7 +53971,7 @@
       <w:ind/>
     </w:pPr>
   </w:style>
-  <w:style w:type="table" w:styleId="945">
+  <w:style w:type="table" w:styleId="946">
     <w:name w:val="TableNormal"/>
     <w:pPr>
       <w:pBdr/>
@@ -54096,7 +54160,7 @@
       </w:tcPr>
     </w:tblStylePr>
   </w:style>
-  <w:style w:type="paragraph" w:styleId="946" w:default="1">
+  <w:style w:type="paragraph" w:styleId="947" w:default="1">
     <w:name w:val="Normal"/>
     <w:pPr>
       <w:pBdr/>
@@ -54104,10 +54168,10 @@
       <w:ind/>
     </w:pPr>
   </w:style>
-  <w:style w:type="paragraph" w:styleId="947">
+  <w:style w:type="paragraph" w:styleId="948">
     <w:name w:val="Heading 1"/>
-    <w:basedOn w:val="946"/>
-    <w:next w:val="946"/>
+    <w:basedOn w:val="947"/>
+    <w:next w:val="947"/>
     <w:pPr>
       <w:keepNext w:val="true"/>
       <w:keepLines w:val="true"/>
@@ -54122,10 +54186,10 @@
       <w:szCs w:val="48"/>
     </w:rPr>
   </w:style>
-  <w:style w:type="paragraph" w:styleId="948">
+  <w:style w:type="paragraph" w:styleId="949">
     <w:name w:val="Heading 2"/>
-    <w:basedOn w:val="946"/>
-    <w:next w:val="946"/>
+    <w:basedOn w:val="947"/>
+    <w:next w:val="947"/>
     <w:pPr>
       <w:keepNext w:val="true"/>
       <w:keepLines w:val="true"/>
@@ -54140,10 +54204,10 @@
       <w:szCs w:val="36"/>
     </w:rPr>
   </w:style>
-  <w:style w:type="paragraph" w:styleId="949">
+  <w:style w:type="paragraph" w:styleId="950">
     <w:name w:val="Heading 3"/>
-    <w:basedOn w:val="946"/>
-    <w:next w:val="946"/>
+    <w:basedOn w:val="947"/>
+    <w:next w:val="947"/>
     <w:pPr>
       <w:keepNext w:val="true"/>
       <w:keepLines w:val="true"/>
@@ -54158,10 +54222,10 @@
       <w:szCs w:val="28"/>
     </w:rPr>
   </w:style>
-  <w:style w:type="paragraph" w:styleId="950">
+  <w:style w:type="paragraph" w:styleId="951">
     <w:name w:val="Heading 4"/>
-    <w:basedOn w:val="946"/>
-    <w:next w:val="946"/>
+    <w:basedOn w:val="947"/>
+    <w:next w:val="947"/>
     <w:pPr>
       <w:keepNext w:val="true"/>
       <w:keepLines w:val="true"/>
@@ -54174,10 +54238,10 @@
       <w:bCs/>
     </w:rPr>
   </w:style>
-  <w:style w:type="paragraph" w:styleId="951">
+  <w:style w:type="paragraph" w:styleId="952">
     <w:name w:val="Heading 5"/>
-    <w:basedOn w:val="946"/>
-    <w:next w:val="946"/>
+    <w:basedOn w:val="947"/>
+    <w:next w:val="947"/>
     <w:pPr>
       <w:keepNext w:val="true"/>
       <w:keepLines w:val="true"/>
@@ -54190,10 +54254,10 @@
       <w:bCs/>
     </w:rPr>
   </w:style>
-  <w:style w:type="paragraph" w:styleId="952">
+  <w:style w:type="paragraph" w:styleId="953">
     <w:name w:val="Heading 6"/>
-    <w:basedOn w:val="946"/>
-    <w:next w:val="946"/>
+    <w:basedOn w:val="947"/>
+    <w:next w:val="947"/>
     <w:pPr>
       <w:keepNext w:val="true"/>
       <w:keepLines w:val="true"/>
@@ -54208,10 +54272,10 @@
       <w:szCs w:val="20"/>
     </w:rPr>
   </w:style>
-  <w:style w:type="paragraph" w:styleId="953">
+  <w:style w:type="paragraph" w:styleId="954">
     <w:name w:val="Title"/>
-    <w:basedOn w:val="946"/>
-    <w:next w:val="946"/>
+    <w:basedOn w:val="947"/>
+    <w:next w:val="947"/>
     <w:pPr>
       <w:keepNext w:val="true"/>
       <w:keepLines w:val="true"/>
@@ -54226,10 +54290,10 @@
       <w:szCs w:val="72"/>
     </w:rPr>
   </w:style>
-  <w:style w:type="paragraph" w:styleId="954">
+  <w:style w:type="paragraph" w:styleId="955">
     <w:name w:val="Subtitle"/>
-    <w:basedOn w:val="946"/>
-    <w:next w:val="946"/>
+    <w:basedOn w:val="947"/>
+    <w:next w:val="947"/>
     <w:pPr>
       <w:keepNext w:val="true"/>
       <w:keepLines w:val="true"/>
@@ -54246,9 +54310,9 @@
       <w:szCs w:val="48"/>
     </w:rPr>
   </w:style>
-  <w:style w:type="table" w:styleId="955">
+  <w:style w:type="table" w:styleId="956">
     <w:name w:val="StGen0"/>
-    <w:basedOn w:val="945"/>
+    <w:basedOn w:val="946"/>
     <w:pPr>
       <w:pBdr/>
       <w:spacing w:after="0" w:line="240" w:lineRule="auto"/>
@@ -54438,9 +54502,9 @@
       </w:tcPr>
     </w:tblStylePr>
   </w:style>
-  <w:style w:type="table" w:styleId="956">
+  <w:style w:type="table" w:styleId="957">
     <w:name w:val="StGen1"/>
-    <w:basedOn w:val="945"/>
+    <w:basedOn w:val="946"/>
     <w:pPr>
       <w:pBdr/>
       <w:spacing/>
@@ -54624,9 +54688,9 @@
       </w:tcPr>
     </w:tblStylePr>
   </w:style>
-  <w:style w:type="table" w:styleId="957">
+  <w:style w:type="table" w:styleId="958">
     <w:name w:val="StGen2"/>
-    <w:basedOn w:val="945"/>
+    <w:basedOn w:val="946"/>
     <w:pPr>
       <w:pBdr/>
       <w:spacing/>
@@ -54810,9 +54874,9 @@
       </w:tcPr>
     </w:tblStylePr>
   </w:style>
-  <w:style w:type="table" w:styleId="958">
+  <w:style w:type="table" w:styleId="959">
     <w:name w:val="StGen3"/>
-    <w:basedOn w:val="945"/>
+    <w:basedOn w:val="946"/>
     <w:pPr>
       <w:pBdr/>
       <w:spacing/>
@@ -54996,9 +55060,9 @@
       </w:tcPr>
     </w:tblStylePr>
   </w:style>
-  <w:style w:type="table" w:styleId="959">
+  <w:style w:type="table" w:styleId="960">
     <w:name w:val="StGen4"/>
-    <w:basedOn w:val="945"/>
+    <w:basedOn w:val="946"/>
     <w:pPr>
       <w:pBdr/>
       <w:spacing/>
@@ -55182,9 +55246,9 @@
       </w:tcPr>
     </w:tblStylePr>
   </w:style>
-  <w:style w:type="table" w:styleId="960">
+  <w:style w:type="table" w:styleId="961">
     <w:name w:val="StGen5"/>
-    <w:basedOn w:val="945"/>
+    <w:basedOn w:val="946"/>
     <w:pPr>
       <w:pBdr/>
       <w:spacing/>
@@ -55368,9 +55432,9 @@
       </w:tcPr>
     </w:tblStylePr>
   </w:style>
-  <w:style w:type="table" w:styleId="961">
+  <w:style w:type="table" w:styleId="962">
     <w:name w:val="StGen6"/>
-    <w:basedOn w:val="945"/>
+    <w:basedOn w:val="946"/>
     <w:pPr>
       <w:pBdr/>
       <w:spacing/>
@@ -55554,9 +55618,9 @@
       </w:tcPr>
     </w:tblStylePr>
   </w:style>
-  <w:style w:type="table" w:styleId="962">
+  <w:style w:type="table" w:styleId="963">
     <w:name w:val="StGen7"/>
-    <w:basedOn w:val="945"/>
+    <w:basedOn w:val="946"/>
     <w:pPr>
       <w:pBdr/>
       <w:spacing/>
@@ -55740,9 +55804,9 @@
       </w:tcPr>
     </w:tblStylePr>
   </w:style>
-  <w:style w:type="table" w:styleId="963">
+  <w:style w:type="table" w:styleId="964">
     <w:name w:val="StGen8"/>
-    <w:basedOn w:val="945"/>
+    <w:basedOn w:val="946"/>
     <w:pPr>
       <w:pBdr/>
       <w:spacing/>
@@ -55926,9 +55990,9 @@
       </w:tcPr>
     </w:tblStylePr>
   </w:style>
-  <w:style w:type="table" w:styleId="964">
+  <w:style w:type="table" w:styleId="965">
     <w:name w:val="StGen9"/>
-    <w:basedOn w:val="945"/>
+    <w:basedOn w:val="946"/>
     <w:pPr>
       <w:pBdr/>
       <w:spacing/>
@@ -56112,9 +56176,9 @@
       </w:tcPr>
     </w:tblStylePr>
   </w:style>
-  <w:style w:type="table" w:styleId="965">
+  <w:style w:type="table" w:styleId="966">
     <w:name w:val="StGen10"/>
-    <w:basedOn w:val="945"/>
+    <w:basedOn w:val="946"/>
     <w:pPr>
       <w:pBdr/>
       <w:spacing/>
@@ -56298,9 +56362,9 @@
       </w:tcPr>
     </w:tblStylePr>
   </w:style>
-  <w:style w:type="table" w:styleId="966">
+  <w:style w:type="table" w:styleId="967">
     <w:name w:val="StGen11"/>
-    <w:basedOn w:val="945"/>
+    <w:basedOn w:val="946"/>
     <w:pPr>
       <w:pBdr/>
       <w:spacing/>
@@ -56484,9 +56548,9 @@
       </w:tcPr>
     </w:tblStylePr>
   </w:style>
-  <w:style w:type="table" w:styleId="967">
+  <w:style w:type="table" w:styleId="968">
     <w:name w:val="StGen12"/>
-    <w:basedOn w:val="945"/>
+    <w:basedOn w:val="946"/>
     <w:pPr>
       <w:pBdr/>
       <w:spacing/>
@@ -56670,9 +56734,9 @@
       </w:tcPr>
     </w:tblStylePr>
   </w:style>
-  <w:style w:type="table" w:styleId="968">
+  <w:style w:type="table" w:styleId="969">
     <w:name w:val="StGen13"/>
-    <w:basedOn w:val="945"/>
+    <w:basedOn w:val="946"/>
     <w:pPr>
       <w:pBdr/>
       <w:spacing/>
@@ -56856,9 +56920,9 @@
       </w:tcPr>
     </w:tblStylePr>
   </w:style>
-  <w:style w:type="table" w:styleId="969">
+  <w:style w:type="table" w:styleId="970">
     <w:name w:val="StGen14"/>
-    <w:basedOn w:val="945"/>
+    <w:basedOn w:val="946"/>
     <w:pPr>
       <w:pBdr/>
       <w:spacing/>
@@ -57042,9 +57106,9 @@
       </w:tcPr>
     </w:tblStylePr>
   </w:style>
-  <w:style w:type="table" w:styleId="970">
+  <w:style w:type="table" w:styleId="971">
     <w:name w:val="StGen15"/>
-    <w:basedOn w:val="945"/>
+    <w:basedOn w:val="946"/>
     <w:pPr>
       <w:pBdr/>
       <w:spacing/>
@@ -57228,9 +57292,9 @@
       </w:tcPr>
     </w:tblStylePr>
   </w:style>
-  <w:style w:type="table" w:styleId="971">
+  <w:style w:type="table" w:styleId="972">
     <w:name w:val="StGen16"/>
-    <w:basedOn w:val="945"/>
+    <w:basedOn w:val="946"/>
     <w:pPr>
       <w:pBdr/>
       <w:spacing/>
@@ -57414,9 +57478,9 @@
       </w:tcPr>
     </w:tblStylePr>
   </w:style>
-  <w:style w:type="table" w:styleId="972">
+  <w:style w:type="table" w:styleId="973">
     <w:name w:val="StGen17"/>
-    <w:basedOn w:val="945"/>
+    <w:basedOn w:val="946"/>
     <w:pPr>
       <w:pBdr/>
       <w:spacing/>
@@ -57600,9 +57664,9 @@
       </w:tcPr>
     </w:tblStylePr>
   </w:style>
-  <w:style w:type="table" w:styleId="973">
+  <w:style w:type="table" w:styleId="974">
     <w:name w:val="StGen18"/>
-    <w:basedOn w:val="945"/>
+    <w:basedOn w:val="946"/>
     <w:pPr>
       <w:pBdr/>
       <w:spacing/>
@@ -57786,9 +57850,9 @@
       </w:tcPr>
     </w:tblStylePr>
   </w:style>
-  <w:style w:type="table" w:styleId="974">
+  <w:style w:type="table" w:styleId="975">
     <w:name w:val="StGen19"/>
-    <w:basedOn w:val="945"/>
+    <w:basedOn w:val="946"/>
     <w:pPr>
       <w:pBdr/>
       <w:spacing/>
@@ -57972,9 +58036,9 @@
       </w:tcPr>
     </w:tblStylePr>
   </w:style>
-  <w:style w:type="table" w:styleId="975">
+  <w:style w:type="table" w:styleId="976">
     <w:name w:val="StGen20"/>
-    <w:basedOn w:val="945"/>
+    <w:basedOn w:val="946"/>
     <w:pPr>
       <w:pBdr/>
       <w:spacing/>
@@ -58158,9 +58222,9 @@
       </w:tcPr>
     </w:tblStylePr>
   </w:style>
-  <w:style w:type="table" w:styleId="976">
+  <w:style w:type="table" w:styleId="977">
     <w:name w:val="StGen21"/>
-    <w:basedOn w:val="945"/>
+    <w:basedOn w:val="946"/>
     <w:pPr>
       <w:pBdr/>
       <w:spacing/>
@@ -58344,9 +58408,9 @@
       </w:tcPr>
     </w:tblStylePr>
   </w:style>
-  <w:style w:type="table" w:styleId="977">
+  <w:style w:type="table" w:styleId="978">
     <w:name w:val="StGen22"/>
-    <w:basedOn w:val="945"/>
+    <w:basedOn w:val="946"/>
     <w:pPr>
       <w:pBdr/>
       <w:spacing/>
@@ -58530,9 +58594,9 @@
       </w:tcPr>
     </w:tblStylePr>
   </w:style>
-  <w:style w:type="table" w:styleId="978">
+  <w:style w:type="table" w:styleId="979">
     <w:name w:val="StGen23"/>
-    <w:basedOn w:val="945"/>
+    <w:basedOn w:val="946"/>
     <w:pPr>
       <w:pBdr/>
       <w:spacing/>
@@ -58716,9 +58780,9 @@
       </w:tcPr>
     </w:tblStylePr>
   </w:style>
-  <w:style w:type="table" w:styleId="979">
+  <w:style w:type="table" w:styleId="980">
     <w:name w:val="StGen24"/>
-    <w:basedOn w:val="945"/>
+    <w:basedOn w:val="946"/>
     <w:pPr>
       <w:pBdr/>
       <w:spacing/>
@@ -58908,9 +58972,9 @@
       </w:tcPr>
     </w:tblStylePr>
   </w:style>
-  <w:style w:type="table" w:styleId="980">
+  <w:style w:type="table" w:styleId="981">
     <w:name w:val="StGen25"/>
-    <w:basedOn w:val="945"/>
+    <w:basedOn w:val="946"/>
     <w:pPr>
       <w:pBdr/>
       <w:spacing/>
@@ -59100,9 +59164,9 @@
       </w:tcPr>
     </w:tblStylePr>
   </w:style>
-  <w:style w:type="table" w:styleId="981">
+  <w:style w:type="table" w:styleId="982">
     <w:name w:val="StGen26"/>
-    <w:basedOn w:val="945"/>
+    <w:basedOn w:val="946"/>
     <w:pPr>
       <w:pBdr/>
       <w:spacing/>
@@ -59292,9 +59356,9 @@
       </w:tcPr>
     </w:tblStylePr>
   </w:style>
-  <w:style w:type="table" w:styleId="982">
+  <w:style w:type="table" w:styleId="983">
     <w:name w:val="StGen27"/>
-    <w:basedOn w:val="945"/>
+    <w:basedOn w:val="946"/>
     <w:pPr>
       <w:pBdr/>
       <w:spacing/>
@@ -59484,9 +59548,9 @@
       </w:tcPr>
     </w:tblStylePr>
   </w:style>
-  <w:style w:type="table" w:styleId="983">
+  <w:style w:type="table" w:styleId="984">
     <w:name w:val="StGen28"/>
-    <w:basedOn w:val="945"/>
+    <w:basedOn w:val="946"/>
     <w:pPr>
       <w:pBdr/>
       <w:spacing/>
@@ -59676,9 +59740,9 @@
       </w:tcPr>
     </w:tblStylePr>
   </w:style>
-  <w:style w:type="table" w:styleId="984">
+  <w:style w:type="table" w:styleId="985">
     <w:name w:val="StGen29"/>
-    <w:basedOn w:val="945"/>
+    <w:basedOn w:val="946"/>
     <w:pPr>
       <w:pBdr/>
       <w:spacing/>
